--- a/docs/report/퇴직연금_AI사후관리에이전트_PoC_결과보고_WM고객그룹대표.docx
+++ b/docs/report/퇴직연금_AI사후관리에이전트_PoC_결과보고_WM고객그룹대표.docx
@@ -53,7 +53,7 @@
           <w:sz w:val="32"/>
           <w:szCs w:val="32"/>
         </w:rPr>
-        <w:t xml:space="preserve">PoC 수행 결과 및 WM 업무 AI 확산 방향</w:t>
+        <w:t xml:space="preserve">PoC 수행 결과 보고</w:t>
       </w:r>
     </w:p>
     <w:p>
@@ -92,6 +92,7 @@
     </w:p>
     <w:p>
       <w:pPr>
+        <w:spacing w:after="120"/>
         <w:jc w:val="center"/>
       </w:pPr>
       <w:r>
@@ -102,7 +103,21 @@
           <w:sz w:val="26"/>
           <w:szCs w:val="26"/>
         </w:rPr>
-        <w:t xml:space="preserve">WM AI COE</w:t>
+        <w:t xml:space="preserve">WM고객그룹 WM AI COE</w:t>
+      </w:r>
+    </w:p>
+    <w:p>
+      <w:pPr>
+        <w:jc w:val="center"/>
+      </w:pPr>
+      <w:r>
+        <w:rPr>
+          <w:rFonts w:ascii="맑은 고딕" w:cs="맑은 고딕" w:eastAsia="맑은 고딕" w:hAnsi="맑은 고딕"/>
+          <w:color w:val="595959"/>
+          <w:sz w:val="22"/>
+          <w:szCs w:val="22"/>
+        </w:rPr>
+        <w:t xml:space="preserve">권현진 과장 · 이선우 대리 · 정석희 대리</w:t>
       </w:r>
     </w:p>
     <w:p>
@@ -210,6 +225,30 @@
                 <w:b/>
                 <w:bCs/>
               </w:rPr>
+              <w:t xml:space="preserve">직원 누구나 일관된 고품질 사후관리 상담을 할 수 있게 된다. </w:t>
+            </w:r>
+            <w:r>
+              <w:rPr>
+                <w:rFonts w:ascii="맑은 고딕" w:cs="맑은 고딕" w:eastAsia="맑은 고딕" w:hAnsi="맑은 고딕"/>
+              </w:rPr>
+              <w:t xml:space="preserve">상담 준비시간은 42분에서 18분 수준으로 줄어드는 것으로 산정했다. 그러나 더 큰 효과는 그동안 사후관리를 하지 못하던 직원도 할 수 있게 되고, 직원마다 편차가 크던 상담 품질이 높은 수준으로 상향평준화된다는 점이다.</w:t>
+            </w:r>
+          </w:p>
+          <w:p>
+            <w:pPr>
+              <w:pStyle w:val="ListParagraph"/>
+              <w:numPr>
+                <w:ilvl w:val="0"/>
+                <w:numId w:val="2"/>
+              </w:numPr>
+              <w:spacing w:after="60" w:line="290"/>
+            </w:pPr>
+            <w:r>
+              <w:rPr>
+                <w:rFonts w:ascii="맑은 고딕" w:cs="맑은 고딕" w:eastAsia="맑은 고딕" w:hAnsi="맑은 고딕"/>
+                <w:b/>
+                <w:bCs/>
+              </w:rPr>
               <w:t xml:space="preserve">다만 운영 배포까지는 거리가 있다. </w:t>
             </w:r>
             <w:r>
@@ -376,7 +415,7 @@
                 <w:sz w:val="18"/>
                 <w:szCs w:val="18"/>
               </w:rPr>
-              <w:t xml:space="preserve">추진 목적</w:t>
+              <w:t xml:space="preserve">추진 기간</w:t>
             </w:r>
           </w:p>
         </w:tc>
@@ -410,7 +449,7 @@
                 <w:sz w:val="18"/>
                 <w:szCs w:val="18"/>
               </w:rPr>
-              <w:t xml:space="preserve">행내 환경에서 무엇이 작동하고, 어디까지 구현 가능하며, 업무에 AI를 녹이려면 무엇이 필요한지 직접 확인 → WM고객그룹 AI 확산의 기준점 확보</w:t>
+              <w:t xml:space="preserve">2026. 7. 14.(화) ~ 10. 2.(금), 총 12주 (교육 2주 + 프로젝트 10주)</w:t>
             </w:r>
           </w:p>
         </w:tc>
@@ -447,6 +486,78 @@
                 <w:sz w:val="18"/>
                 <w:szCs w:val="18"/>
               </w:rPr>
+              <w:t xml:space="preserve">추진 목적</w:t>
+            </w:r>
+          </w:p>
+        </w:tc>
+        <w:tc>
+          <w:tcPr>
+            <w:tcW w:type="dxa" w:w="7838"/>
+            <w:tcBorders>
+              <w:top w:val="single" w:color="BFBFBF" w:sz="4"/>
+              <w:left w:val="single" w:color="BFBFBF" w:sz="4"/>
+              <w:bottom w:val="single" w:color="BFBFBF" w:sz="4"/>
+              <w:right w:val="single" w:color="BFBFBF" w:sz="4"/>
+            </w:tcBorders>
+            <w:shd w:fill="F7F7F7" w:color="auto" w:val="clear"/>
+            <w:tcMar>
+              <w:top w:type="dxa" w:w="60"/>
+              <w:left w:type="dxa" w:w="100"/>
+              <w:bottom w:type="dxa" w:w="60"/>
+              <w:right w:type="dxa" w:w="100"/>
+            </w:tcMar>
+            <w:vAlign w:val="center"/>
+          </w:tcPr>
+          <w:p>
+            <w:pPr>
+              <w:spacing w:after="20" w:line="260"/>
+              <w:jc w:val="left"/>
+            </w:pPr>
+            <w:r>
+              <w:rPr>
+                <w:rFonts w:ascii="맑은 고딕" w:cs="맑은 고딕" w:eastAsia="맑은 고딕" w:hAnsi="맑은 고딕"/>
+                <w:b w:val="false"/>
+                <w:bCs w:val="false"/>
+                <w:sz w:val="18"/>
+                <w:szCs w:val="18"/>
+              </w:rPr>
+              <w:t xml:space="preserve">행내 환경에서 무엇이 작동하고, 어디까지 구현 가능하며, 업무에 AI를 녹이려면 무엇이 필요한지 직접 확인 → WM고객그룹 AI 확산의 기준점 확보</w:t>
+            </w:r>
+          </w:p>
+        </w:tc>
+      </w:tr>
+      <w:tr>
+        <w:tc>
+          <w:tcPr>
+            <w:tcW w:type="dxa" w:w="1800"/>
+            <w:tcBorders>
+              <w:top w:val="single" w:color="BFBFBF" w:sz="4"/>
+              <w:left w:val="single" w:color="BFBFBF" w:sz="4"/>
+              <w:bottom w:val="single" w:color="BFBFBF" w:sz="4"/>
+              <w:right w:val="single" w:color="BFBFBF" w:sz="4"/>
+            </w:tcBorders>
+            <w:shd w:fill="EEF2F8" w:color="auto" w:val="clear"/>
+            <w:tcMar>
+              <w:top w:type="dxa" w:w="60"/>
+              <w:left w:type="dxa" w:w="100"/>
+              <w:bottom w:type="dxa" w:w="60"/>
+              <w:right w:type="dxa" w:w="100"/>
+            </w:tcMar>
+            <w:vAlign w:val="center"/>
+          </w:tcPr>
+          <w:p>
+            <w:pPr>
+              <w:spacing w:after="20" w:line="260"/>
+              <w:jc w:val="left"/>
+            </w:pPr>
+            <w:r>
+              <w:rPr>
+                <w:rFonts w:ascii="맑은 고딕" w:cs="맑은 고딕" w:eastAsia="맑은 고딕" w:hAnsi="맑은 고딕"/>
+                <w:b/>
+                <w:bCs/>
+                <w:sz w:val="18"/>
+                <w:szCs w:val="18"/>
+              </w:rPr>
               <w:t xml:space="preserve">실현 수준</w:t>
             </w:r>
           </w:p>
@@ -460,6 +571,77 @@
               <w:bottom w:val="single" w:color="BFBFBF" w:sz="4"/>
               <w:right w:val="single" w:color="BFBFBF" w:sz="4"/>
             </w:tcBorders>
+            <w:tcMar>
+              <w:top w:type="dxa" w:w="60"/>
+              <w:left w:type="dxa" w:w="100"/>
+              <w:bottom w:type="dxa" w:w="60"/>
+              <w:right w:type="dxa" w:w="100"/>
+            </w:tcMar>
+            <w:vAlign w:val="center"/>
+          </w:tcPr>
+          <w:p>
+            <w:pPr>
+              <w:spacing w:after="20" w:line="260"/>
+              <w:jc w:val="left"/>
+            </w:pPr>
+            <w:r>
+              <w:rPr>
+                <w:rFonts w:ascii="맑은 고딕" w:cs="맑은 고딕" w:eastAsia="맑은 고딕" w:hAnsi="맑은 고딕"/>
+                <w:b w:val="false"/>
+                <w:bCs w:val="false"/>
+                <w:sz w:val="18"/>
+                <w:szCs w:val="18"/>
+              </w:rPr>
+              <w:t xml:space="preserve">PoC 완료 · 스타뱅킹 개발서버 배포 · 행내 GenAI 플랫폼 호출 · WorkB 쪽지 발송(MCP) 실연동. 백엔드 고객 데이터는 더미, 일부 기능은 시연 수준</w:t>
+            </w:r>
+          </w:p>
+        </w:tc>
+      </w:tr>
+      <w:tr>
+        <w:tc>
+          <w:tcPr>
+            <w:tcW w:type="dxa" w:w="1800"/>
+            <w:tcBorders>
+              <w:top w:val="single" w:color="BFBFBF" w:sz="4"/>
+              <w:left w:val="single" w:color="BFBFBF" w:sz="4"/>
+              <w:bottom w:val="single" w:color="BFBFBF" w:sz="4"/>
+              <w:right w:val="single" w:color="BFBFBF" w:sz="4"/>
+            </w:tcBorders>
+            <w:shd w:fill="EEF2F8" w:color="auto" w:val="clear"/>
+            <w:tcMar>
+              <w:top w:type="dxa" w:w="60"/>
+              <w:left w:type="dxa" w:w="100"/>
+              <w:bottom w:type="dxa" w:w="60"/>
+              <w:right w:type="dxa" w:w="100"/>
+            </w:tcMar>
+            <w:vAlign w:val="center"/>
+          </w:tcPr>
+          <w:p>
+            <w:pPr>
+              <w:spacing w:after="20" w:line="260"/>
+              <w:jc w:val="left"/>
+            </w:pPr>
+            <w:r>
+              <w:rPr>
+                <w:rFonts w:ascii="맑은 고딕" w:cs="맑은 고딕" w:eastAsia="맑은 고딕" w:hAnsi="맑은 고딕"/>
+                <w:b/>
+                <w:bCs/>
+                <w:sz w:val="18"/>
+                <w:szCs w:val="18"/>
+              </w:rPr>
+              <w:t xml:space="preserve">도입 효과</w:t>
+            </w:r>
+          </w:p>
+        </w:tc>
+        <w:tc>
+          <w:tcPr>
+            <w:tcW w:type="dxa" w:w="7838"/>
+            <w:tcBorders>
+              <w:top w:val="single" w:color="BFBFBF" w:sz="4"/>
+              <w:left w:val="single" w:color="BFBFBF" w:sz="4"/>
+              <w:bottom w:val="single" w:color="BFBFBF" w:sz="4"/>
+              <w:right w:val="single" w:color="BFBFBF" w:sz="4"/>
+            </w:tcBorders>
             <w:shd w:fill="F7F7F7" w:color="auto" w:val="clear"/>
             <w:tcMar>
               <w:top w:type="dxa" w:w="60"/>
@@ -482,7 +664,7 @@
                 <w:sz w:val="18"/>
                 <w:szCs w:val="18"/>
               </w:rPr>
-              <w:t xml:space="preserve">PoC 완료 · 스타뱅킹 개발서버 배포 · 행내 GenAI 플랫폼 호출 · WorkB 쪽지 발송(MCP) 실연동. 백엔드 고객 데이터는 더미, 일부 기능은 시연 수준</w:t>
+              <w:t xml:space="preserve">상담 준비시간 42분 → 18분 수준(약 57% 단축, 산정치). 핵심은 사후관리 수행이 어렵던 직원도 업무를 수행할 수 있게 되고, 상담 품질이 일관되게 상향평준화되는 것</w:t>
             </w:r>
           </w:p>
         </w:tc>
@@ -919,7 +1101,7 @@
           <w:sz w:val="23"/>
           <w:szCs w:val="23"/>
         </w:rPr>
-        <w:t xml:space="preserve">4. 어디까지 실현했나</w:t>
+        <w:t xml:space="preserve">4. 어디까지 실현했나 · 도입 효과</w:t>
       </w:r>
     </w:p>
     <w:p>
@@ -989,7 +1171,7 @@
           <w:sz w:val="23"/>
           <w:szCs w:val="23"/>
         </w:rPr>
-        <w:t xml:space="preserve">9. WM고객그룹 AI 적용 제안</w:t>
+        <w:t xml:space="preserve">9. 향후 추진 방향 (안)</w:t>
       </w:r>
     </w:p>
     <w:p>
@@ -1003,21 +1185,7 @@
           <w:sz w:val="23"/>
           <w:szCs w:val="23"/>
         </w:rPr>
-        <w:t xml:space="preserve">10. 향후 추진 방향 (안)</w:t>
-      </w:r>
-    </w:p>
-    <w:p>
-      <w:pPr>
-        <w:spacing w:after="160"/>
-        <w:ind w:left="200"/>
-      </w:pPr>
-      <w:r>
-        <w:rPr>
-          <w:rFonts w:ascii="맑은 고딕" w:cs="맑은 고딕" w:eastAsia="맑은 고딕" w:hAnsi="맑은 고딕"/>
-          <w:sz w:val="23"/>
-          <w:szCs w:val="23"/>
-        </w:rPr>
-        <w:t xml:space="preserve">11. 요청 및 건의 사항</w:t>
+        <w:t xml:space="preserve">10. 요청 및 건의 사항</w:t>
       </w:r>
     </w:p>
     <w:p>
@@ -1637,7 +1805,7 @@
                 <w:sz w:val="18"/>
                 <w:szCs w:val="18"/>
               </w:rPr>
-              <w:t xml:space="preserve">WM AI COE — 기획자 1명, 개발자 2명</w:t>
+              <w:t xml:space="preserve">WM고객그룹 WM AI COE — 권현진 과장, 이선우 대리, 정석희 대리 (기획 1명 · 개발 2명)</w:t>
             </w:r>
           </w:p>
         </w:tc>
@@ -1674,7 +1842,7 @@
                 <w:sz w:val="18"/>
                 <w:szCs w:val="18"/>
               </w:rPr>
-              <w:t xml:space="preserve">사용자</w:t>
+              <w:t xml:space="preserve">추진 기간</w:t>
             </w:r>
           </w:p>
         </w:tc>
@@ -1709,7 +1877,7 @@
                 <w:sz w:val="18"/>
                 <w:szCs w:val="18"/>
               </w:rPr>
-              <w:t xml:space="preserve">영업점 직원 (퇴직연금·개인형IRP 상담 담당)</w:t>
+              <w:t xml:space="preserve">2026. 7. 14.(화) ~ 10. 2.(금), 총 12주 — AI 교육 2주 + 프로젝트 10주</w:t>
             </w:r>
           </w:p>
         </w:tc>
@@ -1746,7 +1914,7 @@
                 <w:sz w:val="18"/>
                 <w:szCs w:val="18"/>
               </w:rPr>
-              <w:t xml:space="preserve">대상 업무</w:t>
+              <w:t xml:space="preserve">사용자</w:t>
             </w:r>
           </w:p>
         </w:tc>
@@ -1780,7 +1948,7 @@
                 <w:sz w:val="18"/>
                 <w:szCs w:val="18"/>
               </w:rPr>
-              <w:t xml:space="preserve">당행 개인형IRP 보유 고객의 사후관리 (신규 유치·기업형 DB/DC 전용 업무는 범위 제외)</w:t>
+              <w:t xml:space="preserve">영업점 직원 (퇴직연금·개인형IRP 상담 담당)</w:t>
             </w:r>
           </w:p>
         </w:tc>
@@ -1817,7 +1985,7 @@
                 <w:sz w:val="18"/>
                 <w:szCs w:val="18"/>
               </w:rPr>
-              <w:t xml:space="preserve">진행 단계</w:t>
+              <w:t xml:space="preserve">대상 업무</w:t>
             </w:r>
           </w:p>
         </w:tc>
@@ -1852,7 +2020,7 @@
                 <w:sz w:val="18"/>
                 <w:szCs w:val="18"/>
               </w:rPr>
-              <w:t xml:space="preserve">기획 → 지식베이스 구축 → 에이전트 개발 → 행내 플랫폼 연동 → 스타뱅킹 개발서버 배포 → 시연(최종시연 2026.9.29)</w:t>
+              <w:t xml:space="preserve">당행 개인형IRP 보유 고객의 사후관리 (신규 유치·기업형 DB/DC 전용 업무는 범위 제외)</w:t>
             </w:r>
           </w:p>
         </w:tc>
@@ -1889,7 +2057,7 @@
                 <w:sz w:val="18"/>
                 <w:szCs w:val="18"/>
               </w:rPr>
-              <w:t xml:space="preserve">활용 지식</w:t>
+              <w:t xml:space="preserve">진행 단계</w:t>
             </w:r>
           </w:p>
         </w:tc>
@@ -1923,7 +2091,7 @@
                 <w:sz w:val="18"/>
                 <w:szCs w:val="18"/>
               </w:rPr>
-              <w:t xml:space="preserve">행내 가이드 12건 · 스타런 교육자료 15건 · 영업점 Hot Tip 50건 · KB Think 5건 · 시황·상품 4건 → 주제별 추출지식 → 지식카드 약 720장</w:t>
+              <w:t xml:space="preserve">기획 → 지식베이스 구축 → 에이전트 개발 → 행내 플랫폼 연동 → 스타뱅킹 개발서버 배포 → 시연(최종시연 2026.9.29)</w:t>
             </w:r>
           </w:p>
         </w:tc>
@@ -1960,6 +2128,78 @@
                 <w:sz w:val="18"/>
                 <w:szCs w:val="18"/>
               </w:rPr>
+              <w:t xml:space="preserve">활용 지식</w:t>
+            </w:r>
+          </w:p>
+        </w:tc>
+        <w:tc>
+          <w:tcPr>
+            <w:tcW w:type="dxa" w:w="7638"/>
+            <w:tcBorders>
+              <w:top w:val="single" w:color="BFBFBF" w:sz="4"/>
+              <w:left w:val="single" w:color="BFBFBF" w:sz="4"/>
+              <w:bottom w:val="single" w:color="BFBFBF" w:sz="4"/>
+              <w:right w:val="single" w:color="BFBFBF" w:sz="4"/>
+            </w:tcBorders>
+            <w:shd w:fill="F7F7F7" w:color="auto" w:val="clear"/>
+            <w:tcMar>
+              <w:top w:type="dxa" w:w="60"/>
+              <w:left w:type="dxa" w:w="100"/>
+              <w:bottom w:type="dxa" w:w="60"/>
+              <w:right w:type="dxa" w:w="100"/>
+            </w:tcMar>
+            <w:vAlign w:val="center"/>
+          </w:tcPr>
+          <w:p>
+            <w:pPr>
+              <w:spacing w:after="20" w:line="260"/>
+              <w:jc w:val="left"/>
+            </w:pPr>
+            <w:r>
+              <w:rPr>
+                <w:rFonts w:ascii="맑은 고딕" w:cs="맑은 고딕" w:eastAsia="맑은 고딕" w:hAnsi="맑은 고딕"/>
+                <w:b w:val="false"/>
+                <w:bCs w:val="false"/>
+                <w:sz w:val="18"/>
+                <w:szCs w:val="18"/>
+              </w:rPr>
+              <w:t xml:space="preserve">행내 가이드 12건 · 스타런 교육자료 15건 · 영업점 Hot Tip 50건 · KB Think 5건 · 시황·상품 4건 → 주제별 추출지식 → 지식카드 약 720장</w:t>
+            </w:r>
+          </w:p>
+        </w:tc>
+      </w:tr>
+      <w:tr>
+        <w:tc>
+          <w:tcPr>
+            <w:tcW w:type="dxa" w:w="2000"/>
+            <w:tcBorders>
+              <w:top w:val="single" w:color="BFBFBF" w:sz="4"/>
+              <w:left w:val="single" w:color="BFBFBF" w:sz="4"/>
+              <w:bottom w:val="single" w:color="BFBFBF" w:sz="4"/>
+              <w:right w:val="single" w:color="BFBFBF" w:sz="4"/>
+            </w:tcBorders>
+            <w:shd w:fill="EEF2F8" w:color="auto" w:val="clear"/>
+            <w:tcMar>
+              <w:top w:type="dxa" w:w="60"/>
+              <w:left w:type="dxa" w:w="100"/>
+              <w:bottom w:type="dxa" w:w="60"/>
+              <w:right w:type="dxa" w:w="100"/>
+            </w:tcMar>
+            <w:vAlign w:val="center"/>
+          </w:tcPr>
+          <w:p>
+            <w:pPr>
+              <w:spacing w:after="20" w:line="260"/>
+              <w:jc w:val="left"/>
+            </w:pPr>
+            <w:r>
+              <w:rPr>
+                <w:rFonts w:ascii="맑은 고딕" w:cs="맑은 고딕" w:eastAsia="맑은 고딕" w:hAnsi="맑은 고딕"/>
+                <w:b/>
+                <w:bCs/>
+                <w:sz w:val="18"/>
+                <w:szCs w:val="18"/>
+              </w:rPr>
               <w:t xml:space="preserve">개발 방식</w:t>
             </w:r>
           </w:p>
@@ -1973,7 +2213,6 @@
               <w:bottom w:val="single" w:color="BFBFBF" w:sz="4"/>
               <w:right w:val="single" w:color="BFBFBF" w:sz="4"/>
             </w:tcBorders>
-            <w:shd w:fill="F7F7F7" w:color="auto" w:val="clear"/>
             <w:tcMar>
               <w:top w:type="dxa" w:w="60"/>
               <w:left w:type="dxa" w:w="100"/>
@@ -4233,7 +4472,7 @@
         <w:rPr>
           <w:rFonts w:ascii="맑은 고딕" w:cs="맑은 고딕" w:eastAsia="맑은 고딕" w:hAnsi="맑은 고딕"/>
         </w:rPr>
-        <w:t xml:space="preserve">4. 어디까지 실현했나</w:t>
+        <w:t xml:space="preserve">4. 어디까지 실현했나 · 도입 효과</w:t>
       </w:r>
     </w:p>
     <w:p>
@@ -6338,6 +6577,568 @@
         </w:tc>
       </w:tr>
     </w:tbl>
+    <w:p>
+      <w:pPr>
+        <w:spacing w:after="80"/>
+      </w:pPr>
+    </w:p>
+    <w:p>
+      <w:pPr>
+        <w:pStyle w:val="Heading2"/>
+        <w:spacing w:after="120" w:before="240"/>
+      </w:pPr>
+      <w:r>
+        <w:rPr>
+          <w:rFonts w:ascii="맑은 고딕" w:cs="맑은 고딕" w:eastAsia="맑은 고딕" w:hAnsi="맑은 고딕"/>
+        </w:rPr>
+        <w:t xml:space="preserve">4.2 도입 효과</w:t>
+      </w:r>
+    </w:p>
+    <w:tbl>
+      <w:tblPr>
+        <w:tblW w:type="dxa" w:w="9638"/>
+        <w:tblBorders>
+          <w:top w:val="single" w:color="auto" w:sz="4"/>
+          <w:left w:val="single" w:color="auto" w:sz="4"/>
+          <w:bottom w:val="single" w:color="auto" w:sz="4"/>
+          <w:right w:val="single" w:color="auto" w:sz="4"/>
+          <w:insideH w:val="single" w:color="auto" w:sz="4"/>
+          <w:insideV w:val="single" w:color="auto" w:sz="4"/>
+        </w:tblBorders>
+      </w:tblPr>
+      <w:tblGrid>
+        <w:gridCol w:w="2300"/>
+        <w:gridCol w:w="3500"/>
+        <w:gridCol w:w="3838"/>
+      </w:tblGrid>
+      <w:tr>
+        <w:trPr>
+          <w:tblHeader/>
+        </w:trPr>
+        <w:tc>
+          <w:tcPr>
+            <w:tcW w:type="dxa" w:w="2300"/>
+            <w:tcBorders>
+              <w:top w:val="single" w:color="BFBFBF" w:sz="4"/>
+              <w:left w:val="single" w:color="BFBFBF" w:sz="4"/>
+              <w:bottom w:val="single" w:color="BFBFBF" w:sz="4"/>
+              <w:right w:val="single" w:color="BFBFBF" w:sz="4"/>
+            </w:tcBorders>
+            <w:shd w:fill="1F3864" w:color="auto" w:val="clear"/>
+            <w:tcMar>
+              <w:top w:type="dxa" w:w="60"/>
+              <w:left w:type="dxa" w:w="100"/>
+              <w:bottom w:type="dxa" w:w="60"/>
+              <w:right w:type="dxa" w:w="100"/>
+            </w:tcMar>
+            <w:vAlign w:val="center"/>
+          </w:tcPr>
+          <w:p>
+            <w:pPr>
+              <w:spacing w:after="20" w:line="260"/>
+              <w:jc w:val="center"/>
+            </w:pPr>
+            <w:r>
+              <w:rPr>
+                <w:rFonts w:ascii="맑은 고딕" w:cs="맑은 고딕" w:eastAsia="맑은 고딕" w:hAnsi="맑은 고딕"/>
+                <w:b/>
+                <w:bCs/>
+                <w:color w:val="FFFFFF"/>
+                <w:sz w:val="18"/>
+                <w:szCs w:val="18"/>
+              </w:rPr>
+              <w:t xml:space="preserve">구분</w:t>
+            </w:r>
+          </w:p>
+        </w:tc>
+        <w:tc>
+          <w:tcPr>
+            <w:tcW w:type="dxa" w:w="3500"/>
+            <w:tcBorders>
+              <w:top w:val="single" w:color="BFBFBF" w:sz="4"/>
+              <w:left w:val="single" w:color="BFBFBF" w:sz="4"/>
+              <w:bottom w:val="single" w:color="BFBFBF" w:sz="4"/>
+              <w:right w:val="single" w:color="BFBFBF" w:sz="4"/>
+            </w:tcBorders>
+            <w:shd w:fill="1F3864" w:color="auto" w:val="clear"/>
+            <w:tcMar>
+              <w:top w:type="dxa" w:w="60"/>
+              <w:left w:type="dxa" w:w="100"/>
+              <w:bottom w:type="dxa" w:w="60"/>
+              <w:right w:type="dxa" w:w="100"/>
+            </w:tcMar>
+            <w:vAlign w:val="center"/>
+          </w:tcPr>
+          <w:p>
+            <w:pPr>
+              <w:spacing w:after="20" w:line="260"/>
+              <w:jc w:val="center"/>
+            </w:pPr>
+            <w:r>
+              <w:rPr>
+                <w:rFonts w:ascii="맑은 고딕" w:cs="맑은 고딕" w:eastAsia="맑은 고딕" w:hAnsi="맑은 고딕"/>
+                <w:b/>
+                <w:bCs/>
+                <w:color w:val="FFFFFF"/>
+                <w:sz w:val="18"/>
+                <w:szCs w:val="18"/>
+              </w:rPr>
+              <w:t xml:space="preserve">현재</w:t>
+            </w:r>
+          </w:p>
+        </w:tc>
+        <w:tc>
+          <w:tcPr>
+            <w:tcW w:type="dxa" w:w="3838"/>
+            <w:tcBorders>
+              <w:top w:val="single" w:color="BFBFBF" w:sz="4"/>
+              <w:left w:val="single" w:color="BFBFBF" w:sz="4"/>
+              <w:bottom w:val="single" w:color="BFBFBF" w:sz="4"/>
+              <w:right w:val="single" w:color="BFBFBF" w:sz="4"/>
+            </w:tcBorders>
+            <w:shd w:fill="1F3864" w:color="auto" w:val="clear"/>
+            <w:tcMar>
+              <w:top w:type="dxa" w:w="60"/>
+              <w:left w:type="dxa" w:w="100"/>
+              <w:bottom w:type="dxa" w:w="60"/>
+              <w:right w:type="dxa" w:w="100"/>
+            </w:tcMar>
+            <w:vAlign w:val="center"/>
+          </w:tcPr>
+          <w:p>
+            <w:pPr>
+              <w:spacing w:after="20" w:line="260"/>
+              <w:jc w:val="center"/>
+            </w:pPr>
+            <w:r>
+              <w:rPr>
+                <w:rFonts w:ascii="맑은 고딕" w:cs="맑은 고딕" w:eastAsia="맑은 고딕" w:hAnsi="맑은 고딕"/>
+                <w:b/>
+                <w:bCs/>
+                <w:color w:val="FFFFFF"/>
+                <w:sz w:val="18"/>
+                <w:szCs w:val="18"/>
+              </w:rPr>
+              <w:t xml:space="preserve">에이전트 활용 시</w:t>
+            </w:r>
+          </w:p>
+        </w:tc>
+      </w:tr>
+      <w:tr>
+        <w:tc>
+          <w:tcPr>
+            <w:tcW w:type="dxa" w:w="2300"/>
+            <w:tcBorders>
+              <w:top w:val="single" w:color="BFBFBF" w:sz="4"/>
+              <w:left w:val="single" w:color="BFBFBF" w:sz="4"/>
+              <w:bottom w:val="single" w:color="BFBFBF" w:sz="4"/>
+              <w:right w:val="single" w:color="BFBFBF" w:sz="4"/>
+            </w:tcBorders>
+            <w:shd w:fill="EEF2F8" w:color="auto" w:val="clear"/>
+            <w:tcMar>
+              <w:top w:type="dxa" w:w="60"/>
+              <w:left w:type="dxa" w:w="100"/>
+              <w:bottom w:type="dxa" w:w="60"/>
+              <w:right w:type="dxa" w:w="100"/>
+            </w:tcMar>
+            <w:vAlign w:val="center"/>
+          </w:tcPr>
+          <w:p>
+            <w:pPr>
+              <w:spacing w:after="20" w:line="260"/>
+              <w:jc w:val="left"/>
+            </w:pPr>
+            <w:r>
+              <w:rPr>
+                <w:rFonts w:ascii="맑은 고딕" w:cs="맑은 고딕" w:eastAsia="맑은 고딕" w:hAnsi="맑은 고딕"/>
+                <w:b/>
+                <w:bCs/>
+                <w:sz w:val="18"/>
+                <w:szCs w:val="18"/>
+              </w:rPr>
+              <w:t xml:space="preserve">상담 준비시간 (고객 1명)</w:t>
+            </w:r>
+          </w:p>
+        </w:tc>
+        <w:tc>
+          <w:tcPr>
+            <w:tcW w:type="dxa" w:w="3500"/>
+            <w:tcBorders>
+              <w:top w:val="single" w:color="BFBFBF" w:sz="4"/>
+              <w:left w:val="single" w:color="BFBFBF" w:sz="4"/>
+              <w:bottom w:val="single" w:color="BFBFBF" w:sz="4"/>
+              <w:right w:val="single" w:color="BFBFBF" w:sz="4"/>
+            </w:tcBorders>
+            <w:tcMar>
+              <w:top w:type="dxa" w:w="60"/>
+              <w:left w:type="dxa" w:w="100"/>
+              <w:bottom w:type="dxa" w:w="60"/>
+              <w:right w:type="dxa" w:w="100"/>
+            </w:tcMar>
+            <w:vAlign w:val="center"/>
+          </w:tcPr>
+          <w:p>
+            <w:pPr>
+              <w:spacing w:after="20" w:line="260"/>
+              <w:jc w:val="left"/>
+            </w:pPr>
+            <w:r>
+              <w:rPr>
+                <w:rFonts w:ascii="맑은 고딕" w:cs="맑은 고딕" w:eastAsia="맑은 고딕" w:hAnsi="맑은 고딕"/>
+                <w:b w:val="false"/>
+                <w:bCs w:val="false"/>
+                <w:sz w:val="18"/>
+                <w:szCs w:val="18"/>
+              </w:rPr>
+              <w:t xml:space="preserve">약 42분 — 고객 현황 조회, 자료·화법 검색, 상품 비교를 직원이 직접 수행</w:t>
+            </w:r>
+          </w:p>
+        </w:tc>
+        <w:tc>
+          <w:tcPr>
+            <w:tcW w:type="dxa" w:w="3838"/>
+            <w:tcBorders>
+              <w:top w:val="single" w:color="BFBFBF" w:sz="4"/>
+              <w:left w:val="single" w:color="BFBFBF" w:sz="4"/>
+              <w:bottom w:val="single" w:color="BFBFBF" w:sz="4"/>
+              <w:right w:val="single" w:color="BFBFBF" w:sz="4"/>
+            </w:tcBorders>
+            <w:tcMar>
+              <w:top w:type="dxa" w:w="60"/>
+              <w:left w:type="dxa" w:w="100"/>
+              <w:bottom w:type="dxa" w:w="60"/>
+              <w:right w:type="dxa" w:w="100"/>
+            </w:tcMar>
+            <w:vAlign w:val="center"/>
+          </w:tcPr>
+          <w:p>
+            <w:pPr>
+              <w:spacing w:after="20" w:line="260"/>
+              <w:jc w:val="left"/>
+            </w:pPr>
+            <w:r>
+              <w:rPr>
+                <w:rFonts w:ascii="맑은 고딕" w:cs="맑은 고딕" w:eastAsia="맑은 고딕" w:hAnsi="맑은 고딕"/>
+                <w:b w:val="false"/>
+                <w:bCs w:val="false"/>
+                <w:sz w:val="18"/>
+                <w:szCs w:val="18"/>
+              </w:rPr>
+              <w:t xml:space="preserve">약 18분 — 브리핑·화법·업무 화면번호가 미리 준비된 상태에서 확인·보완 (약 24분, 57% 단축)</w:t>
+            </w:r>
+          </w:p>
+        </w:tc>
+      </w:tr>
+      <w:tr>
+        <w:tc>
+          <w:tcPr>
+            <w:tcW w:type="dxa" w:w="2300"/>
+            <w:tcBorders>
+              <w:top w:val="single" w:color="BFBFBF" w:sz="4"/>
+              <w:left w:val="single" w:color="BFBFBF" w:sz="4"/>
+              <w:bottom w:val="single" w:color="BFBFBF" w:sz="4"/>
+              <w:right w:val="single" w:color="BFBFBF" w:sz="4"/>
+            </w:tcBorders>
+            <w:shd w:fill="EEF2F8" w:color="auto" w:val="clear"/>
+            <w:tcMar>
+              <w:top w:type="dxa" w:w="60"/>
+              <w:left w:type="dxa" w:w="100"/>
+              <w:bottom w:type="dxa" w:w="60"/>
+              <w:right w:type="dxa" w:w="100"/>
+            </w:tcMar>
+            <w:vAlign w:val="center"/>
+          </w:tcPr>
+          <w:p>
+            <w:pPr>
+              <w:spacing w:after="20" w:line="260"/>
+              <w:jc w:val="left"/>
+            </w:pPr>
+            <w:r>
+              <w:rPr>
+                <w:rFonts w:ascii="맑은 고딕" w:cs="맑은 고딕" w:eastAsia="맑은 고딕" w:hAnsi="맑은 고딕"/>
+                <w:b/>
+                <w:bCs/>
+                <w:sz w:val="18"/>
+                <w:szCs w:val="18"/>
+              </w:rPr>
+              <w:t xml:space="preserve">사후관리 수행 가능 인력</w:t>
+            </w:r>
+          </w:p>
+        </w:tc>
+        <w:tc>
+          <w:tcPr>
+            <w:tcW w:type="dxa" w:w="3500"/>
+            <w:tcBorders>
+              <w:top w:val="single" w:color="BFBFBF" w:sz="4"/>
+              <w:left w:val="single" w:color="BFBFBF" w:sz="4"/>
+              <w:bottom w:val="single" w:color="BFBFBF" w:sz="4"/>
+              <w:right w:val="single" w:color="BFBFBF" w:sz="4"/>
+            </w:tcBorders>
+            <w:shd w:fill="F7F7F7" w:color="auto" w:val="clear"/>
+            <w:tcMar>
+              <w:top w:type="dxa" w:w="60"/>
+              <w:left w:type="dxa" w:w="100"/>
+              <w:bottom w:type="dxa" w:w="60"/>
+              <w:right w:type="dxa" w:w="100"/>
+            </w:tcMar>
+            <w:vAlign w:val="center"/>
+          </w:tcPr>
+          <w:p>
+            <w:pPr>
+              <w:spacing w:after="20" w:line="260"/>
+              <w:jc w:val="left"/>
+            </w:pPr>
+            <w:r>
+              <w:rPr>
+                <w:rFonts w:ascii="맑은 고딕" w:cs="맑은 고딕" w:eastAsia="맑은 고딕" w:hAnsi="맑은 고딕"/>
+                <w:b w:val="false"/>
+                <w:bCs w:val="false"/>
+                <w:sz w:val="18"/>
+                <w:szCs w:val="18"/>
+              </w:rPr>
+              <w:t xml:space="preserve">연금 경험이 많은 일부 직원에 의존. 경험이 부족한 직원은 사후관리 자체를 수행하기 어려움</w:t>
+            </w:r>
+          </w:p>
+        </w:tc>
+        <w:tc>
+          <w:tcPr>
+            <w:tcW w:type="dxa" w:w="3838"/>
+            <w:tcBorders>
+              <w:top w:val="single" w:color="BFBFBF" w:sz="4"/>
+              <w:left w:val="single" w:color="BFBFBF" w:sz="4"/>
+              <w:bottom w:val="single" w:color="BFBFBF" w:sz="4"/>
+              <w:right w:val="single" w:color="BFBFBF" w:sz="4"/>
+            </w:tcBorders>
+            <w:shd w:fill="F7F7F7" w:color="auto" w:val="clear"/>
+            <w:tcMar>
+              <w:top w:type="dxa" w:w="60"/>
+              <w:left w:type="dxa" w:w="100"/>
+              <w:bottom w:type="dxa" w:w="60"/>
+              <w:right w:type="dxa" w:w="100"/>
+            </w:tcMar>
+            <w:vAlign w:val="center"/>
+          </w:tcPr>
+          <w:p>
+            <w:pPr>
+              <w:spacing w:after="20" w:line="260"/>
+              <w:jc w:val="left"/>
+            </w:pPr>
+            <w:r>
+              <w:rPr>
+                <w:rFonts w:ascii="맑은 고딕" w:cs="맑은 고딕" w:eastAsia="맑은 고딕" w:hAnsi="맑은 고딕"/>
+                <w:b w:val="false"/>
+                <w:bCs w:val="false"/>
+                <w:sz w:val="18"/>
+                <w:szCs w:val="18"/>
+              </w:rPr>
+              <w:t xml:space="preserve">신입~중견 직원도 브리핑과 대화형 에이전트의 도움으로 사후관리 상담 수행 가능</w:t>
+            </w:r>
+          </w:p>
+        </w:tc>
+      </w:tr>
+      <w:tr>
+        <w:tc>
+          <w:tcPr>
+            <w:tcW w:type="dxa" w:w="2300"/>
+            <w:tcBorders>
+              <w:top w:val="single" w:color="BFBFBF" w:sz="4"/>
+              <w:left w:val="single" w:color="BFBFBF" w:sz="4"/>
+              <w:bottom w:val="single" w:color="BFBFBF" w:sz="4"/>
+              <w:right w:val="single" w:color="BFBFBF" w:sz="4"/>
+            </w:tcBorders>
+            <w:shd w:fill="EEF2F8" w:color="auto" w:val="clear"/>
+            <w:tcMar>
+              <w:top w:type="dxa" w:w="60"/>
+              <w:left w:type="dxa" w:w="100"/>
+              <w:bottom w:type="dxa" w:w="60"/>
+              <w:right w:type="dxa" w:w="100"/>
+            </w:tcMar>
+            <w:vAlign w:val="center"/>
+          </w:tcPr>
+          <w:p>
+            <w:pPr>
+              <w:spacing w:after="20" w:line="260"/>
+              <w:jc w:val="left"/>
+            </w:pPr>
+            <w:r>
+              <w:rPr>
+                <w:rFonts w:ascii="맑은 고딕" w:cs="맑은 고딕" w:eastAsia="맑은 고딕" w:hAnsi="맑은 고딕"/>
+                <w:b/>
+                <w:bCs/>
+                <w:sz w:val="18"/>
+                <w:szCs w:val="18"/>
+              </w:rPr>
+              <w:t xml:space="preserve">상담 품질</w:t>
+            </w:r>
+          </w:p>
+        </w:tc>
+        <w:tc>
+          <w:tcPr>
+            <w:tcW w:type="dxa" w:w="3500"/>
+            <w:tcBorders>
+              <w:top w:val="single" w:color="BFBFBF" w:sz="4"/>
+              <w:left w:val="single" w:color="BFBFBF" w:sz="4"/>
+              <w:bottom w:val="single" w:color="BFBFBF" w:sz="4"/>
+              <w:right w:val="single" w:color="BFBFBF" w:sz="4"/>
+            </w:tcBorders>
+            <w:tcMar>
+              <w:top w:type="dxa" w:w="60"/>
+              <w:left w:type="dxa" w:w="100"/>
+              <w:bottom w:type="dxa" w:w="60"/>
+              <w:right w:type="dxa" w:w="100"/>
+            </w:tcMar>
+            <w:vAlign w:val="center"/>
+          </w:tcPr>
+          <w:p>
+            <w:pPr>
+              <w:spacing w:after="20" w:line="260"/>
+              <w:jc w:val="left"/>
+            </w:pPr>
+            <w:r>
+              <w:rPr>
+                <w:rFonts w:ascii="맑은 고딕" w:cs="맑은 고딕" w:eastAsia="맑은 고딕" w:hAnsi="맑은 고딕"/>
+                <w:b w:val="false"/>
+                <w:bCs w:val="false"/>
+                <w:sz w:val="18"/>
+                <w:szCs w:val="18"/>
+              </w:rPr>
+              <w:t xml:space="preserve">직원 역량에 따라 편차가 크고 품질을 보장하기 어려움</w:t>
+            </w:r>
+          </w:p>
+        </w:tc>
+        <w:tc>
+          <w:tcPr>
+            <w:tcW w:type="dxa" w:w="3838"/>
+            <w:tcBorders>
+              <w:top w:val="single" w:color="BFBFBF" w:sz="4"/>
+              <w:left w:val="single" w:color="BFBFBF" w:sz="4"/>
+              <w:bottom w:val="single" w:color="BFBFBF" w:sz="4"/>
+              <w:right w:val="single" w:color="BFBFBF" w:sz="4"/>
+            </w:tcBorders>
+            <w:tcMar>
+              <w:top w:type="dxa" w:w="60"/>
+              <w:left w:type="dxa" w:w="100"/>
+              <w:bottom w:type="dxa" w:w="60"/>
+              <w:right w:type="dxa" w:w="100"/>
+            </w:tcMar>
+            <w:vAlign w:val="center"/>
+          </w:tcPr>
+          <w:p>
+            <w:pPr>
+              <w:spacing w:after="20" w:line="260"/>
+              <w:jc w:val="left"/>
+            </w:pPr>
+            <w:r>
+              <w:rPr>
+                <w:rFonts w:ascii="맑은 고딕" w:cs="맑은 고딕" w:eastAsia="맑은 고딕" w:hAnsi="맑은 고딕"/>
+                <w:b w:val="false"/>
+                <w:bCs w:val="false"/>
+                <w:sz w:val="18"/>
+                <w:szCs w:val="18"/>
+              </w:rPr>
+              <w:t xml:space="preserve">행내 지식베이스 기반의 일관된 근거·화법·주의사항 제공 → 고품질 상담의 상향평준화</w:t>
+            </w:r>
+          </w:p>
+        </w:tc>
+      </w:tr>
+    </w:tbl>
+    <w:p>
+      <w:pPr>
+        <w:spacing w:after="80"/>
+      </w:pPr>
+    </w:p>
+    <w:tbl>
+      <w:tblPr>
+        <w:tblW w:type="dxa" w:w="9638"/>
+        <w:tblBorders>
+          <w:top w:val="single" w:color="auto" w:sz="4"/>
+          <w:left w:val="single" w:color="auto" w:sz="4"/>
+          <w:bottom w:val="single" w:color="auto" w:sz="4"/>
+          <w:right w:val="single" w:color="auto" w:sz="4"/>
+          <w:insideH w:val="single" w:color="auto" w:sz="4"/>
+          <w:insideV w:val="single" w:color="auto" w:sz="4"/>
+        </w:tblBorders>
+      </w:tblPr>
+      <w:tblGrid>
+        <w:gridCol w:w="9638"/>
+      </w:tblGrid>
+      <w:tr>
+        <w:tc>
+          <w:tcPr>
+            <w:tcW w:type="dxa" w:w="9638"/>
+            <w:tcBorders>
+              <w:top w:val="single" w:color="C9A227" w:sz="8"/>
+              <w:left w:val="single" w:color="C9A227" w:sz="8"/>
+              <w:bottom w:val="single" w:color="C9A227" w:sz="8"/>
+              <w:right w:val="single" w:color="C9A227" w:sz="8"/>
+            </w:tcBorders>
+            <w:shd w:fill="FFF8E5" w:color="auto" w:val="clear"/>
+            <w:tcMar>
+              <w:top w:type="dxa" w:w="140"/>
+              <w:left w:type="dxa" w:w="200"/>
+              <w:bottom w:type="dxa" w:w="140"/>
+              <w:right w:type="dxa" w:w="200"/>
+            </w:tcMar>
+          </w:tcPr>
+          <w:p>
+            <w:pPr>
+              <w:spacing w:after="100"/>
+            </w:pPr>
+            <w:r>
+              <w:rPr>
+                <w:rFonts w:ascii="맑은 고딕" w:cs="맑은 고딕" w:eastAsia="맑은 고딕" w:hAnsi="맑은 고딕"/>
+                <w:b/>
+                <w:bCs/>
+                <w:color w:val="1F3864"/>
+                <w:sz w:val="22"/>
+                <w:szCs w:val="22"/>
+              </w:rPr>
+              <w:t xml:space="preserve">효과의 핵심</w:t>
+            </w:r>
+          </w:p>
+          <w:p>
+            <w:pPr>
+              <w:pStyle w:val="ListParagraph"/>
+              <w:numPr>
+                <w:ilvl w:val="0"/>
+                <w:numId w:val="2"/>
+              </w:numPr>
+              <w:spacing w:after="60" w:line="290"/>
+            </w:pPr>
+            <w:r>
+              <w:rPr>
+                <w:rFonts w:ascii="맑은 고딕" w:cs="맑은 고딕" w:eastAsia="맑은 고딕" w:hAnsi="맑은 고딕"/>
+                <w:b/>
+                <w:bCs/>
+              </w:rPr>
+              <w:t xml:space="preserve">시간 단축보다 «할 수 없던 일을 할 수 있게 하는 것»이 직접적인 효과다. </w:t>
+            </w:r>
+            <w:r>
+              <w:rPr>
+                <w:rFonts w:ascii="맑은 고딕" w:cs="맑은 고딕" w:eastAsia="맑은 고딕" w:hAnsi="맑은 고딕"/>
+              </w:rPr>
+              <w:t xml:space="preserve">사후관리 상담을 하지 못하던 직원도 수행할 수 있게 되고, 품질을 보장할 수 없던 상담이 일관된 고품질 상담으로 상향평준화된다.</w:t>
+            </w:r>
+          </w:p>
+        </w:tc>
+      </w:tr>
+    </w:tbl>
+    <w:p>
+      <w:pPr>
+        <w:spacing w:after="100" w:line="300"/>
+      </w:pPr>
+      <w:r>
+        <w:rPr>
+          <w:rFonts w:ascii="맑은 고딕" w:cs="맑은 고딕" w:eastAsia="맑은 고딕" w:hAnsi="맑은 고딕"/>
+          <w:i/>
+          <w:iCs/>
+          <w:color w:val="595959"/>
+          <w:sz w:val="18"/>
+          <w:szCs w:val="18"/>
+        </w:rPr>
+        <w:t xml:space="preserve">※ 준비시간은 PoC 환경에서 업무 단계별로 산정한 값이며, 실데이터 파일럿에서 실측으로 검증할 예정이다.</w:t>
+      </w:r>
+    </w:p>
     <w:p>
       <w:pPr>
         <w:pStyle w:val="Heading1"/>
@@ -8764,1338 +9565,7 @@
         <w:rPr>
           <w:rFonts w:ascii="맑은 고딕" w:cs="맑은 고딕" w:eastAsia="맑은 고딕" w:hAnsi="맑은 고딕"/>
         </w:rPr>
-        <w:t xml:space="preserve">9. WM고객그룹 AI 적용 제안</w:t>
-      </w:r>
-    </w:p>
-    <w:p>
-      <w:pPr>
-        <w:spacing w:after="100" w:line="300"/>
-      </w:pPr>
-      <w:r>
-        <w:rPr>
-          <w:rFonts w:ascii="맑은 고딕" w:cs="맑은 고딕" w:eastAsia="맑은 고딕" w:hAnsi="맑은 고딕"/>
-        </w:rPr>
-        <w:t xml:space="preserve">이번 PoC에서 만든 구성 요소(지식베이스, 근거 통제, 행내 플랫폼 연동, MCP 행동 연계)는 퇴직연금에 한정되지 않는다. 같은 틀을 WM 업무 전반에 재사용할 수 있다.</w:t>
-      </w:r>
-    </w:p>
-    <w:tbl>
-      <w:tblPr>
-        <w:tblW w:type="dxa" w:w="9638"/>
-        <w:tblBorders>
-          <w:top w:val="single" w:color="auto" w:sz="4"/>
-          <w:left w:val="single" w:color="auto" w:sz="4"/>
-          <w:bottom w:val="single" w:color="auto" w:sz="4"/>
-          <w:right w:val="single" w:color="auto" w:sz="4"/>
-          <w:insideH w:val="single" w:color="auto" w:sz="4"/>
-          <w:insideV w:val="single" w:color="auto" w:sz="4"/>
-        </w:tblBorders>
-      </w:tblPr>
-      <w:tblGrid>
-        <w:gridCol w:w="1900"/>
-        <w:gridCol w:w="3700"/>
-        <w:gridCol w:w="2500"/>
-        <w:gridCol w:w="1538"/>
-      </w:tblGrid>
-      <w:tr>
-        <w:trPr>
-          <w:tblHeader/>
-        </w:trPr>
-        <w:tc>
-          <w:tcPr>
-            <w:tcW w:type="dxa" w:w="1900"/>
-            <w:tcBorders>
-              <w:top w:val="single" w:color="BFBFBF" w:sz="4"/>
-              <w:left w:val="single" w:color="BFBFBF" w:sz="4"/>
-              <w:bottom w:val="single" w:color="BFBFBF" w:sz="4"/>
-              <w:right w:val="single" w:color="BFBFBF" w:sz="4"/>
-            </w:tcBorders>
-            <w:shd w:fill="1F3864" w:color="auto" w:val="clear"/>
-            <w:tcMar>
-              <w:top w:type="dxa" w:w="60"/>
-              <w:left w:type="dxa" w:w="100"/>
-              <w:bottom w:type="dxa" w:w="60"/>
-              <w:right w:type="dxa" w:w="100"/>
-            </w:tcMar>
-            <w:vAlign w:val="center"/>
-          </w:tcPr>
-          <w:p>
-            <w:pPr>
-              <w:spacing w:after="20" w:line="260"/>
-              <w:jc w:val="center"/>
-            </w:pPr>
-            <w:r>
-              <w:rPr>
-                <w:rFonts w:ascii="맑은 고딕" w:cs="맑은 고딕" w:eastAsia="맑은 고딕" w:hAnsi="맑은 고딕"/>
-                <w:b/>
-                <w:bCs/>
-                <w:color w:val="FFFFFF"/>
-                <w:sz w:val="18"/>
-                <w:szCs w:val="18"/>
-              </w:rPr>
-              <w:t xml:space="preserve">영역</w:t>
-            </w:r>
-          </w:p>
-        </w:tc>
-        <w:tc>
-          <w:tcPr>
-            <w:tcW w:type="dxa" w:w="3700"/>
-            <w:tcBorders>
-              <w:top w:val="single" w:color="BFBFBF" w:sz="4"/>
-              <w:left w:val="single" w:color="BFBFBF" w:sz="4"/>
-              <w:bottom w:val="single" w:color="BFBFBF" w:sz="4"/>
-              <w:right w:val="single" w:color="BFBFBF" w:sz="4"/>
-            </w:tcBorders>
-            <w:shd w:fill="1F3864" w:color="auto" w:val="clear"/>
-            <w:tcMar>
-              <w:top w:type="dxa" w:w="60"/>
-              <w:left w:type="dxa" w:w="100"/>
-              <w:bottom w:type="dxa" w:w="60"/>
-              <w:right w:type="dxa" w:w="100"/>
-            </w:tcMar>
-            <w:vAlign w:val="center"/>
-          </w:tcPr>
-          <w:p>
-            <w:pPr>
-              <w:spacing w:after="20" w:line="260"/>
-              <w:jc w:val="center"/>
-            </w:pPr>
-            <w:r>
-              <w:rPr>
-                <w:rFonts w:ascii="맑은 고딕" w:cs="맑은 고딕" w:eastAsia="맑은 고딕" w:hAnsi="맑은 고딕"/>
-                <w:b/>
-                <w:bCs/>
-                <w:color w:val="FFFFFF"/>
-                <w:sz w:val="18"/>
-                <w:szCs w:val="18"/>
-              </w:rPr>
-              <w:t xml:space="preserve">적용 아이디어</w:t>
-            </w:r>
-          </w:p>
-        </w:tc>
-        <w:tc>
-          <w:tcPr>
-            <w:tcW w:type="dxa" w:w="2500"/>
-            <w:tcBorders>
-              <w:top w:val="single" w:color="BFBFBF" w:sz="4"/>
-              <w:left w:val="single" w:color="BFBFBF" w:sz="4"/>
-              <w:bottom w:val="single" w:color="BFBFBF" w:sz="4"/>
-              <w:right w:val="single" w:color="BFBFBF" w:sz="4"/>
-            </w:tcBorders>
-            <w:shd w:fill="1F3864" w:color="auto" w:val="clear"/>
-            <w:tcMar>
-              <w:top w:type="dxa" w:w="60"/>
-              <w:left w:type="dxa" w:w="100"/>
-              <w:bottom w:type="dxa" w:w="60"/>
-              <w:right w:type="dxa" w:w="100"/>
-            </w:tcMar>
-            <w:vAlign w:val="center"/>
-          </w:tcPr>
-          <w:p>
-            <w:pPr>
-              <w:spacing w:after="20" w:line="260"/>
-              <w:jc w:val="center"/>
-            </w:pPr>
-            <w:r>
-              <w:rPr>
-                <w:rFonts w:ascii="맑은 고딕" w:cs="맑은 고딕" w:eastAsia="맑은 고딕" w:hAnsi="맑은 고딕"/>
-                <w:b/>
-                <w:bCs/>
-                <w:color w:val="FFFFFF"/>
-                <w:sz w:val="18"/>
-                <w:szCs w:val="18"/>
-              </w:rPr>
-              <w:t xml:space="preserve">기대효과</w:t>
-            </w:r>
-          </w:p>
-        </w:tc>
-        <w:tc>
-          <w:tcPr>
-            <w:tcW w:type="dxa" w:w="1538"/>
-            <w:tcBorders>
-              <w:top w:val="single" w:color="BFBFBF" w:sz="4"/>
-              <w:left w:val="single" w:color="BFBFBF" w:sz="4"/>
-              <w:bottom w:val="single" w:color="BFBFBF" w:sz="4"/>
-              <w:right w:val="single" w:color="BFBFBF" w:sz="4"/>
-            </w:tcBorders>
-            <w:shd w:fill="1F3864" w:color="auto" w:val="clear"/>
-            <w:tcMar>
-              <w:top w:type="dxa" w:w="60"/>
-              <w:left w:type="dxa" w:w="100"/>
-              <w:bottom w:type="dxa" w:w="60"/>
-              <w:right w:type="dxa" w:w="100"/>
-            </w:tcMar>
-            <w:vAlign w:val="center"/>
-          </w:tcPr>
-          <w:p>
-            <w:pPr>
-              <w:spacing w:after="20" w:line="260"/>
-              <w:jc w:val="center"/>
-            </w:pPr>
-            <w:r>
-              <w:rPr>
-                <w:rFonts w:ascii="맑은 고딕" w:cs="맑은 고딕" w:eastAsia="맑은 고딕" w:hAnsi="맑은 고딕"/>
-                <w:b/>
-                <w:bCs/>
-                <w:color w:val="FFFFFF"/>
-                <w:sz w:val="18"/>
-                <w:szCs w:val="18"/>
-              </w:rPr>
-              <w:t xml:space="preserve">난이도·규제</w:t>
-            </w:r>
-          </w:p>
-        </w:tc>
-      </w:tr>
-      <w:tr>
-        <w:tc>
-          <w:tcPr>
-            <w:tcW w:type="dxa" w:w="1900"/>
-            <w:tcBorders>
-              <w:top w:val="single" w:color="BFBFBF" w:sz="4"/>
-              <w:left w:val="single" w:color="BFBFBF" w:sz="4"/>
-              <w:bottom w:val="single" w:color="BFBFBF" w:sz="4"/>
-              <w:right w:val="single" w:color="BFBFBF" w:sz="4"/>
-            </w:tcBorders>
-            <w:shd w:fill="EEF2F8" w:color="auto" w:val="clear"/>
-            <w:tcMar>
-              <w:top w:type="dxa" w:w="60"/>
-              <w:left w:type="dxa" w:w="100"/>
-              <w:bottom w:type="dxa" w:w="60"/>
-              <w:right w:type="dxa" w:w="100"/>
-            </w:tcMar>
-            <w:vAlign w:val="center"/>
-          </w:tcPr>
-          <w:p>
-            <w:pPr>
-              <w:spacing w:after="20" w:line="260"/>
-              <w:jc w:val="left"/>
-            </w:pPr>
-            <w:r>
-              <w:rPr>
-                <w:rFonts w:ascii="맑은 고딕" w:cs="맑은 고딕" w:eastAsia="맑은 고딕" w:hAnsi="맑은 고딕"/>
-                <w:b/>
-                <w:bCs/>
-                <w:sz w:val="18"/>
-                <w:szCs w:val="18"/>
-              </w:rPr>
-              <w:t xml:space="preserve">대직원 · 대면 지원</w:t>
-            </w:r>
-          </w:p>
-        </w:tc>
-        <w:tc>
-          <w:tcPr>
-            <w:tcW w:type="dxa" w:w="3700"/>
-            <w:tcBorders>
-              <w:top w:val="single" w:color="BFBFBF" w:sz="4"/>
-              <w:left w:val="single" w:color="BFBFBF" w:sz="4"/>
-              <w:bottom w:val="single" w:color="BFBFBF" w:sz="4"/>
-              <w:right w:val="single" w:color="BFBFBF" w:sz="4"/>
-            </w:tcBorders>
-            <w:tcMar>
-              <w:top w:type="dxa" w:w="60"/>
-              <w:left w:type="dxa" w:w="100"/>
-              <w:bottom w:type="dxa" w:w="60"/>
-              <w:right w:type="dxa" w:w="100"/>
-            </w:tcMar>
-            <w:vAlign w:val="center"/>
-          </w:tcPr>
-          <w:p>
-            <w:pPr>
-              <w:spacing w:after="20" w:line="260"/>
-              <w:jc w:val="left"/>
-            </w:pPr>
-            <w:r>
-              <w:rPr>
-                <w:rFonts w:ascii="맑은 고딕" w:cs="맑은 고딕" w:eastAsia="맑은 고딕" w:hAnsi="맑은 고딕"/>
-                <w:b w:val="false"/>
-                <w:bCs w:val="false"/>
-                <w:sz w:val="18"/>
-                <w:szCs w:val="18"/>
-              </w:rPr>
-              <w:t xml:space="preserve">상담 코파일럿 확장: IRP → ISA·연금저축·펀드·신탁 등 WM 상품 전반</w:t>
-            </w:r>
-          </w:p>
-        </w:tc>
-        <w:tc>
-          <w:tcPr>
-            <w:tcW w:type="dxa" w:w="2500"/>
-            <w:tcBorders>
-              <w:top w:val="single" w:color="BFBFBF" w:sz="4"/>
-              <w:left w:val="single" w:color="BFBFBF" w:sz="4"/>
-              <w:bottom w:val="single" w:color="BFBFBF" w:sz="4"/>
-              <w:right w:val="single" w:color="BFBFBF" w:sz="4"/>
-            </w:tcBorders>
-            <w:tcMar>
-              <w:top w:type="dxa" w:w="60"/>
-              <w:left w:type="dxa" w:w="100"/>
-              <w:bottom w:type="dxa" w:w="60"/>
-              <w:right w:type="dxa" w:w="100"/>
-            </w:tcMar>
-            <w:vAlign w:val="center"/>
-          </w:tcPr>
-          <w:p>
-            <w:pPr>
-              <w:spacing w:after="20" w:line="260"/>
-              <w:jc w:val="left"/>
-            </w:pPr>
-            <w:r>
-              <w:rPr>
-                <w:rFonts w:ascii="맑은 고딕" w:cs="맑은 고딕" w:eastAsia="맑은 고딕" w:hAnsi="맑은 고딕"/>
-                <w:b w:val="false"/>
-                <w:bCs w:val="false"/>
-                <w:sz w:val="18"/>
-                <w:szCs w:val="18"/>
-              </w:rPr>
-              <w:t xml:space="preserve">상담 준비 시간 단축, 신입 역량 상향 평준화</w:t>
-            </w:r>
-          </w:p>
-        </w:tc>
-        <w:tc>
-          <w:tcPr>
-            <w:tcW w:type="dxa" w:w="1538"/>
-            <w:tcBorders>
-              <w:top w:val="single" w:color="BFBFBF" w:sz="4"/>
-              <w:left w:val="single" w:color="BFBFBF" w:sz="4"/>
-              <w:bottom w:val="single" w:color="BFBFBF" w:sz="4"/>
-              <w:right w:val="single" w:color="BFBFBF" w:sz="4"/>
-            </w:tcBorders>
-            <w:tcMar>
-              <w:top w:type="dxa" w:w="60"/>
-              <w:left w:type="dxa" w:w="100"/>
-              <w:bottom w:type="dxa" w:w="60"/>
-              <w:right w:type="dxa" w:w="100"/>
-            </w:tcMar>
-            <w:vAlign w:val="center"/>
-          </w:tcPr>
-          <w:p>
-            <w:pPr>
-              <w:spacing w:after="20" w:line="260"/>
-              <w:jc w:val="center"/>
-            </w:pPr>
-            <w:r>
-              <w:rPr>
-                <w:rFonts w:ascii="맑은 고딕" w:cs="맑은 고딕" w:eastAsia="맑은 고딕" w:hAnsi="맑은 고딕"/>
-                <w:b w:val="false"/>
-                <w:bCs w:val="false"/>
-                <w:sz w:val="18"/>
-                <w:szCs w:val="18"/>
-              </w:rPr>
-              <w:t xml:space="preserve">중 · 중</w:t>
-            </w:r>
-          </w:p>
-        </w:tc>
-      </w:tr>
-      <w:tr>
-        <w:tc>
-          <w:tcPr>
-            <w:tcW w:type="dxa" w:w="1900"/>
-            <w:tcBorders>
-              <w:top w:val="single" w:color="BFBFBF" w:sz="4"/>
-              <w:left w:val="single" w:color="BFBFBF" w:sz="4"/>
-              <w:bottom w:val="single" w:color="BFBFBF" w:sz="4"/>
-              <w:right w:val="single" w:color="BFBFBF" w:sz="4"/>
-            </w:tcBorders>
-            <w:shd w:fill="EEF2F8" w:color="auto" w:val="clear"/>
-            <w:tcMar>
-              <w:top w:type="dxa" w:w="60"/>
-              <w:left w:type="dxa" w:w="100"/>
-              <w:bottom w:type="dxa" w:w="60"/>
-              <w:right w:type="dxa" w:w="100"/>
-            </w:tcMar>
-            <w:vAlign w:val="center"/>
-          </w:tcPr>
-          <w:p>
-            <w:pPr>
-              <w:spacing w:after="20" w:line="260"/>
-              <w:jc w:val="left"/>
-            </w:pPr>
-            <w:r>
-              <w:rPr>
-                <w:rFonts w:ascii="맑은 고딕" w:cs="맑은 고딕" w:eastAsia="맑은 고딕" w:hAnsi="맑은 고딕"/>
-                <w:b/>
-                <w:bCs/>
-                <w:sz w:val="18"/>
-                <w:szCs w:val="18"/>
-              </w:rPr>
-              <w:t xml:space="preserve">대직원 · 대면 지원</w:t>
-            </w:r>
-          </w:p>
-        </w:tc>
-        <w:tc>
-          <w:tcPr>
-            <w:tcW w:type="dxa" w:w="3700"/>
-            <w:tcBorders>
-              <w:top w:val="single" w:color="BFBFBF" w:sz="4"/>
-              <w:left w:val="single" w:color="BFBFBF" w:sz="4"/>
-              <w:bottom w:val="single" w:color="BFBFBF" w:sz="4"/>
-              <w:right w:val="single" w:color="BFBFBF" w:sz="4"/>
-            </w:tcBorders>
-            <w:shd w:fill="F7F7F7" w:color="auto" w:val="clear"/>
-            <w:tcMar>
-              <w:top w:type="dxa" w:w="60"/>
-              <w:left w:type="dxa" w:w="100"/>
-              <w:bottom w:type="dxa" w:w="60"/>
-              <w:right w:type="dxa" w:w="100"/>
-            </w:tcMar>
-            <w:vAlign w:val="center"/>
-          </w:tcPr>
-          <w:p>
-            <w:pPr>
-              <w:spacing w:after="20" w:line="260"/>
-              <w:jc w:val="left"/>
-            </w:pPr>
-            <w:r>
-              <w:rPr>
-                <w:rFonts w:ascii="맑은 고딕" w:cs="맑은 고딕" w:eastAsia="맑은 고딕" w:hAnsi="맑은 고딕"/>
-                <w:b w:val="false"/>
-                <w:bCs w:val="false"/>
-                <w:sz w:val="18"/>
-                <w:szCs w:val="18"/>
-              </w:rPr>
-              <w:t xml:space="preserve">고객 1장 브리핑 자동 생성(내점·유선 전)</w:t>
-            </w:r>
-          </w:p>
-        </w:tc>
-        <w:tc>
-          <w:tcPr>
-            <w:tcW w:type="dxa" w:w="2500"/>
-            <w:tcBorders>
-              <w:top w:val="single" w:color="BFBFBF" w:sz="4"/>
-              <w:left w:val="single" w:color="BFBFBF" w:sz="4"/>
-              <w:bottom w:val="single" w:color="BFBFBF" w:sz="4"/>
-              <w:right w:val="single" w:color="BFBFBF" w:sz="4"/>
-            </w:tcBorders>
-            <w:shd w:fill="F7F7F7" w:color="auto" w:val="clear"/>
-            <w:tcMar>
-              <w:top w:type="dxa" w:w="60"/>
-              <w:left w:type="dxa" w:w="100"/>
-              <w:bottom w:type="dxa" w:w="60"/>
-              <w:right w:type="dxa" w:w="100"/>
-            </w:tcMar>
-            <w:vAlign w:val="center"/>
-          </w:tcPr>
-          <w:p>
-            <w:pPr>
-              <w:spacing w:after="20" w:line="260"/>
-              <w:jc w:val="left"/>
-            </w:pPr>
-            <w:r>
-              <w:rPr>
-                <w:rFonts w:ascii="맑은 고딕" w:cs="맑은 고딕" w:eastAsia="맑은 고딕" w:hAnsi="맑은 고딕"/>
-                <w:b w:val="false"/>
-                <w:bCs w:val="false"/>
-                <w:sz w:val="18"/>
-                <w:szCs w:val="18"/>
-              </w:rPr>
-              <w:t xml:space="preserve">«도착해 있는» 상담 재료, 교차판매 기회 포착</w:t>
-            </w:r>
-          </w:p>
-        </w:tc>
-        <w:tc>
-          <w:tcPr>
-            <w:tcW w:type="dxa" w:w="1538"/>
-            <w:tcBorders>
-              <w:top w:val="single" w:color="BFBFBF" w:sz="4"/>
-              <w:left w:val="single" w:color="BFBFBF" w:sz="4"/>
-              <w:bottom w:val="single" w:color="BFBFBF" w:sz="4"/>
-              <w:right w:val="single" w:color="BFBFBF" w:sz="4"/>
-            </w:tcBorders>
-            <w:shd w:fill="F7F7F7" w:color="auto" w:val="clear"/>
-            <w:tcMar>
-              <w:top w:type="dxa" w:w="60"/>
-              <w:left w:type="dxa" w:w="100"/>
-              <w:bottom w:type="dxa" w:w="60"/>
-              <w:right w:type="dxa" w:w="100"/>
-            </w:tcMar>
-            <w:vAlign w:val="center"/>
-          </w:tcPr>
-          <w:p>
-            <w:pPr>
-              <w:spacing w:after="20" w:line="260"/>
-              <w:jc w:val="center"/>
-            </w:pPr>
-            <w:r>
-              <w:rPr>
-                <w:rFonts w:ascii="맑은 고딕" w:cs="맑은 고딕" w:eastAsia="맑은 고딕" w:hAnsi="맑은 고딕"/>
-                <w:b w:val="false"/>
-                <w:bCs w:val="false"/>
-                <w:sz w:val="18"/>
-                <w:szCs w:val="18"/>
-              </w:rPr>
-              <w:t xml:space="preserve">중 · 중</w:t>
-            </w:r>
-          </w:p>
-        </w:tc>
-      </w:tr>
-      <w:tr>
-        <w:tc>
-          <w:tcPr>
-            <w:tcW w:type="dxa" w:w="1900"/>
-            <w:tcBorders>
-              <w:top w:val="single" w:color="BFBFBF" w:sz="4"/>
-              <w:left w:val="single" w:color="BFBFBF" w:sz="4"/>
-              <w:bottom w:val="single" w:color="BFBFBF" w:sz="4"/>
-              <w:right w:val="single" w:color="BFBFBF" w:sz="4"/>
-            </w:tcBorders>
-            <w:shd w:fill="EEF2F8" w:color="auto" w:val="clear"/>
-            <w:tcMar>
-              <w:top w:type="dxa" w:w="60"/>
-              <w:left w:type="dxa" w:w="100"/>
-              <w:bottom w:type="dxa" w:w="60"/>
-              <w:right w:type="dxa" w:w="100"/>
-            </w:tcMar>
-            <w:vAlign w:val="center"/>
-          </w:tcPr>
-          <w:p>
-            <w:pPr>
-              <w:spacing w:after="20" w:line="260"/>
-              <w:jc w:val="left"/>
-            </w:pPr>
-            <w:r>
-              <w:rPr>
-                <w:rFonts w:ascii="맑은 고딕" w:cs="맑은 고딕" w:eastAsia="맑은 고딕" w:hAnsi="맑은 고딕"/>
-                <w:b/>
-                <w:bCs/>
-                <w:sz w:val="18"/>
-                <w:szCs w:val="18"/>
-              </w:rPr>
-              <w:t xml:space="preserve">대직원 · 지식</w:t>
-            </w:r>
-          </w:p>
-        </w:tc>
-        <w:tc>
-          <w:tcPr>
-            <w:tcW w:type="dxa" w:w="3700"/>
-            <w:tcBorders>
-              <w:top w:val="single" w:color="BFBFBF" w:sz="4"/>
-              <w:left w:val="single" w:color="BFBFBF" w:sz="4"/>
-              <w:bottom w:val="single" w:color="BFBFBF" w:sz="4"/>
-              <w:right w:val="single" w:color="BFBFBF" w:sz="4"/>
-            </w:tcBorders>
-            <w:tcMar>
-              <w:top w:type="dxa" w:w="60"/>
-              <w:left w:type="dxa" w:w="100"/>
-              <w:bottom w:type="dxa" w:w="60"/>
-              <w:right w:type="dxa" w:w="100"/>
-            </w:tcMar>
-            <w:vAlign w:val="center"/>
-          </w:tcPr>
-          <w:p>
-            <w:pPr>
-              <w:spacing w:after="20" w:line="260"/>
-              <w:jc w:val="left"/>
-            </w:pPr>
-            <w:r>
-              <w:rPr>
-                <w:rFonts w:ascii="맑은 고딕" w:cs="맑은 고딕" w:eastAsia="맑은 고딕" w:hAnsi="맑은 고딕"/>
-                <w:b w:val="false"/>
-                <w:bCs w:val="false"/>
-                <w:sz w:val="18"/>
-                <w:szCs w:val="18"/>
-              </w:rPr>
-              <w:t xml:space="preserve">규정·상품·업무절차 사내 Q&amp;A 헬프데스크(화면번호까지 안내)</w:t>
-            </w:r>
-          </w:p>
-        </w:tc>
-        <w:tc>
-          <w:tcPr>
-            <w:tcW w:type="dxa" w:w="2500"/>
-            <w:tcBorders>
-              <w:top w:val="single" w:color="BFBFBF" w:sz="4"/>
-              <w:left w:val="single" w:color="BFBFBF" w:sz="4"/>
-              <w:bottom w:val="single" w:color="BFBFBF" w:sz="4"/>
-              <w:right w:val="single" w:color="BFBFBF" w:sz="4"/>
-            </w:tcBorders>
-            <w:tcMar>
-              <w:top w:type="dxa" w:w="60"/>
-              <w:left w:type="dxa" w:w="100"/>
-              <w:bottom w:type="dxa" w:w="60"/>
-              <w:right w:type="dxa" w:w="100"/>
-            </w:tcMar>
-            <w:vAlign w:val="center"/>
-          </w:tcPr>
-          <w:p>
-            <w:pPr>
-              <w:spacing w:after="20" w:line="260"/>
-              <w:jc w:val="left"/>
-            </w:pPr>
-            <w:r>
-              <w:rPr>
-                <w:rFonts w:ascii="맑은 고딕" w:cs="맑은 고딕" w:eastAsia="맑은 고딕" w:hAnsi="맑은 고딕"/>
-                <w:b w:val="false"/>
-                <w:bCs w:val="false"/>
-                <w:sz w:val="18"/>
-                <w:szCs w:val="18"/>
-              </w:rPr>
-              <w:t xml:space="preserve">본부 문의 감소, 처리 실수 감소</w:t>
-            </w:r>
-          </w:p>
-        </w:tc>
-        <w:tc>
-          <w:tcPr>
-            <w:tcW w:type="dxa" w:w="1538"/>
-            <w:tcBorders>
-              <w:top w:val="single" w:color="BFBFBF" w:sz="4"/>
-              <w:left w:val="single" w:color="BFBFBF" w:sz="4"/>
-              <w:bottom w:val="single" w:color="BFBFBF" w:sz="4"/>
-              <w:right w:val="single" w:color="BFBFBF" w:sz="4"/>
-            </w:tcBorders>
-            <w:tcMar>
-              <w:top w:type="dxa" w:w="60"/>
-              <w:left w:type="dxa" w:w="100"/>
-              <w:bottom w:type="dxa" w:w="60"/>
-              <w:right w:type="dxa" w:w="100"/>
-            </w:tcMar>
-            <w:vAlign w:val="center"/>
-          </w:tcPr>
-          <w:p>
-            <w:pPr>
-              <w:spacing w:after="20" w:line="260"/>
-              <w:jc w:val="center"/>
-            </w:pPr>
-            <w:r>
-              <w:rPr>
-                <w:rFonts w:ascii="맑은 고딕" w:cs="맑은 고딕" w:eastAsia="맑은 고딕" w:hAnsi="맑은 고딕"/>
-                <w:b w:val="false"/>
-                <w:bCs w:val="false"/>
-                <w:sz w:val="18"/>
-                <w:szCs w:val="18"/>
-              </w:rPr>
-              <w:t xml:space="preserve">하 · 하</w:t>
-            </w:r>
-          </w:p>
-        </w:tc>
-      </w:tr>
-      <w:tr>
-        <w:tc>
-          <w:tcPr>
-            <w:tcW w:type="dxa" w:w="1900"/>
-            <w:tcBorders>
-              <w:top w:val="single" w:color="BFBFBF" w:sz="4"/>
-              <w:left w:val="single" w:color="BFBFBF" w:sz="4"/>
-              <w:bottom w:val="single" w:color="BFBFBF" w:sz="4"/>
-              <w:right w:val="single" w:color="BFBFBF" w:sz="4"/>
-            </w:tcBorders>
-            <w:shd w:fill="EEF2F8" w:color="auto" w:val="clear"/>
-            <w:tcMar>
-              <w:top w:type="dxa" w:w="60"/>
-              <w:left w:type="dxa" w:w="100"/>
-              <w:bottom w:type="dxa" w:w="60"/>
-              <w:right w:type="dxa" w:w="100"/>
-            </w:tcMar>
-            <w:vAlign w:val="center"/>
-          </w:tcPr>
-          <w:p>
-            <w:pPr>
-              <w:spacing w:after="20" w:line="260"/>
-              <w:jc w:val="left"/>
-            </w:pPr>
-            <w:r>
-              <w:rPr>
-                <w:rFonts w:ascii="맑은 고딕" w:cs="맑은 고딕" w:eastAsia="맑은 고딕" w:hAnsi="맑은 고딕"/>
-                <w:b/>
-                <w:bCs/>
-                <w:sz w:val="18"/>
-                <w:szCs w:val="18"/>
-              </w:rPr>
-              <w:t xml:space="preserve">단순업무 자동화</w:t>
-            </w:r>
-          </w:p>
-        </w:tc>
-        <w:tc>
-          <w:tcPr>
-            <w:tcW w:type="dxa" w:w="3700"/>
-            <w:tcBorders>
-              <w:top w:val="single" w:color="BFBFBF" w:sz="4"/>
-              <w:left w:val="single" w:color="BFBFBF" w:sz="4"/>
-              <w:bottom w:val="single" w:color="BFBFBF" w:sz="4"/>
-              <w:right w:val="single" w:color="BFBFBF" w:sz="4"/>
-            </w:tcBorders>
-            <w:shd w:fill="F7F7F7" w:color="auto" w:val="clear"/>
-            <w:tcMar>
-              <w:top w:type="dxa" w:w="60"/>
-              <w:left w:type="dxa" w:w="100"/>
-              <w:bottom w:type="dxa" w:w="60"/>
-              <w:right w:type="dxa" w:w="100"/>
-            </w:tcMar>
-            <w:vAlign w:val="center"/>
-          </w:tcPr>
-          <w:p>
-            <w:pPr>
-              <w:spacing w:after="20" w:line="260"/>
-              <w:jc w:val="left"/>
-            </w:pPr>
-            <w:r>
-              <w:rPr>
-                <w:rFonts w:ascii="맑은 고딕" w:cs="맑은 고딕" w:eastAsia="맑은 고딕" w:hAnsi="맑은 고딕"/>
-                <w:b w:val="false"/>
-                <w:bCs w:val="false"/>
-                <w:sz w:val="18"/>
-                <w:szCs w:val="18"/>
-              </w:rPr>
-              <w:t xml:space="preserve">상담 요약 → 상담일지·CRM 메모·후속 일정 자동 작성</w:t>
-            </w:r>
-          </w:p>
-        </w:tc>
-        <w:tc>
-          <w:tcPr>
-            <w:tcW w:type="dxa" w:w="2500"/>
-            <w:tcBorders>
-              <w:top w:val="single" w:color="BFBFBF" w:sz="4"/>
-              <w:left w:val="single" w:color="BFBFBF" w:sz="4"/>
-              <w:bottom w:val="single" w:color="BFBFBF" w:sz="4"/>
-              <w:right w:val="single" w:color="BFBFBF" w:sz="4"/>
-            </w:tcBorders>
-            <w:shd w:fill="F7F7F7" w:color="auto" w:val="clear"/>
-            <w:tcMar>
-              <w:top w:type="dxa" w:w="60"/>
-              <w:left w:type="dxa" w:w="100"/>
-              <w:bottom w:type="dxa" w:w="60"/>
-              <w:right w:type="dxa" w:w="100"/>
-            </w:tcMar>
-            <w:vAlign w:val="center"/>
-          </w:tcPr>
-          <w:p>
-            <w:pPr>
-              <w:spacing w:after="20" w:line="260"/>
-              <w:jc w:val="left"/>
-            </w:pPr>
-            <w:r>
-              <w:rPr>
-                <w:rFonts w:ascii="맑은 고딕" w:cs="맑은 고딕" w:eastAsia="맑은 고딕" w:hAnsi="맑은 고딕"/>
-                <w:b w:val="false"/>
-                <w:bCs w:val="false"/>
-                <w:sz w:val="18"/>
-                <w:szCs w:val="18"/>
-              </w:rPr>
-              <w:t xml:space="preserve">사후 행정 시간 절감, 상담이력 축적</w:t>
-            </w:r>
-          </w:p>
-        </w:tc>
-        <w:tc>
-          <w:tcPr>
-            <w:tcW w:type="dxa" w:w="1538"/>
-            <w:tcBorders>
-              <w:top w:val="single" w:color="BFBFBF" w:sz="4"/>
-              <w:left w:val="single" w:color="BFBFBF" w:sz="4"/>
-              <w:bottom w:val="single" w:color="BFBFBF" w:sz="4"/>
-              <w:right w:val="single" w:color="BFBFBF" w:sz="4"/>
-            </w:tcBorders>
-            <w:shd w:fill="F7F7F7" w:color="auto" w:val="clear"/>
-            <w:tcMar>
-              <w:top w:type="dxa" w:w="60"/>
-              <w:left w:type="dxa" w:w="100"/>
-              <w:bottom w:type="dxa" w:w="60"/>
-              <w:right w:type="dxa" w:w="100"/>
-            </w:tcMar>
-            <w:vAlign w:val="center"/>
-          </w:tcPr>
-          <w:p>
-            <w:pPr>
-              <w:spacing w:after="20" w:line="260"/>
-              <w:jc w:val="center"/>
-            </w:pPr>
-            <w:r>
-              <w:rPr>
-                <w:rFonts w:ascii="맑은 고딕" w:cs="맑은 고딕" w:eastAsia="맑은 고딕" w:hAnsi="맑은 고딕"/>
-                <w:b w:val="false"/>
-                <w:bCs w:val="false"/>
-                <w:sz w:val="18"/>
-                <w:szCs w:val="18"/>
-              </w:rPr>
-              <w:t xml:space="preserve">하 · 중</w:t>
-            </w:r>
-          </w:p>
-        </w:tc>
-      </w:tr>
-      <w:tr>
-        <w:tc>
-          <w:tcPr>
-            <w:tcW w:type="dxa" w:w="1900"/>
-            <w:tcBorders>
-              <w:top w:val="single" w:color="BFBFBF" w:sz="4"/>
-              <w:left w:val="single" w:color="BFBFBF" w:sz="4"/>
-              <w:bottom w:val="single" w:color="BFBFBF" w:sz="4"/>
-              <w:right w:val="single" w:color="BFBFBF" w:sz="4"/>
-            </w:tcBorders>
-            <w:shd w:fill="EEF2F8" w:color="auto" w:val="clear"/>
-            <w:tcMar>
-              <w:top w:type="dxa" w:w="60"/>
-              <w:left w:type="dxa" w:w="100"/>
-              <w:bottom w:type="dxa" w:w="60"/>
-              <w:right w:type="dxa" w:w="100"/>
-            </w:tcMar>
-            <w:vAlign w:val="center"/>
-          </w:tcPr>
-          <w:p>
-            <w:pPr>
-              <w:spacing w:after="20" w:line="260"/>
-              <w:jc w:val="left"/>
-            </w:pPr>
-            <w:r>
-              <w:rPr>
-                <w:rFonts w:ascii="맑은 고딕" w:cs="맑은 고딕" w:eastAsia="맑은 고딕" w:hAnsi="맑은 고딕"/>
-                <w:b/>
-                <w:bCs/>
-                <w:sz w:val="18"/>
-                <w:szCs w:val="18"/>
-              </w:rPr>
-              <w:t xml:space="preserve">단순업무 자동화</w:t>
-            </w:r>
-          </w:p>
-        </w:tc>
-        <w:tc>
-          <w:tcPr>
-            <w:tcW w:type="dxa" w:w="3700"/>
-            <w:tcBorders>
-              <w:top w:val="single" w:color="BFBFBF" w:sz="4"/>
-              <w:left w:val="single" w:color="BFBFBF" w:sz="4"/>
-              <w:bottom w:val="single" w:color="BFBFBF" w:sz="4"/>
-              <w:right w:val="single" w:color="BFBFBF" w:sz="4"/>
-            </w:tcBorders>
-            <w:tcMar>
-              <w:top w:type="dxa" w:w="60"/>
-              <w:left w:type="dxa" w:w="100"/>
-              <w:bottom w:type="dxa" w:w="60"/>
-              <w:right w:type="dxa" w:w="100"/>
-            </w:tcMar>
-            <w:vAlign w:val="center"/>
-          </w:tcPr>
-          <w:p>
-            <w:pPr>
-              <w:spacing w:after="20" w:line="260"/>
-              <w:jc w:val="left"/>
-            </w:pPr>
-            <w:r>
-              <w:rPr>
-                <w:rFonts w:ascii="맑은 고딕" w:cs="맑은 고딕" w:eastAsia="맑은 고딕" w:hAnsi="맑은 고딕"/>
-                <w:b w:val="false"/>
-                <w:bCs w:val="false"/>
-                <w:sz w:val="18"/>
-                <w:szCs w:val="18"/>
-              </w:rPr>
-              <w:t xml:space="preserve">본부 공문·상품설명서 요약, 변경사항 알림</w:t>
-            </w:r>
-          </w:p>
-        </w:tc>
-        <w:tc>
-          <w:tcPr>
-            <w:tcW w:type="dxa" w:w="2500"/>
-            <w:tcBorders>
-              <w:top w:val="single" w:color="BFBFBF" w:sz="4"/>
-              <w:left w:val="single" w:color="BFBFBF" w:sz="4"/>
-              <w:bottom w:val="single" w:color="BFBFBF" w:sz="4"/>
-              <w:right w:val="single" w:color="BFBFBF" w:sz="4"/>
-            </w:tcBorders>
-            <w:tcMar>
-              <w:top w:type="dxa" w:w="60"/>
-              <w:left w:type="dxa" w:w="100"/>
-              <w:bottom w:type="dxa" w:w="60"/>
-              <w:right w:type="dxa" w:w="100"/>
-            </w:tcMar>
-            <w:vAlign w:val="center"/>
-          </w:tcPr>
-          <w:p>
-            <w:pPr>
-              <w:spacing w:after="20" w:line="260"/>
-              <w:jc w:val="left"/>
-            </w:pPr>
-            <w:r>
-              <w:rPr>
-                <w:rFonts w:ascii="맑은 고딕" w:cs="맑은 고딕" w:eastAsia="맑은 고딕" w:hAnsi="맑은 고딕"/>
-                <w:b w:val="false"/>
-                <w:bCs w:val="false"/>
-                <w:sz w:val="18"/>
-                <w:szCs w:val="18"/>
-              </w:rPr>
-              <w:t xml:space="preserve">정보 전달 속도 향상</w:t>
-            </w:r>
-          </w:p>
-        </w:tc>
-        <w:tc>
-          <w:tcPr>
-            <w:tcW w:type="dxa" w:w="1538"/>
-            <w:tcBorders>
-              <w:top w:val="single" w:color="BFBFBF" w:sz="4"/>
-              <w:left w:val="single" w:color="BFBFBF" w:sz="4"/>
-              <w:bottom w:val="single" w:color="BFBFBF" w:sz="4"/>
-              <w:right w:val="single" w:color="BFBFBF" w:sz="4"/>
-            </w:tcBorders>
-            <w:tcMar>
-              <w:top w:type="dxa" w:w="60"/>
-              <w:left w:type="dxa" w:w="100"/>
-              <w:bottom w:type="dxa" w:w="60"/>
-              <w:right w:type="dxa" w:w="100"/>
-            </w:tcMar>
-            <w:vAlign w:val="center"/>
-          </w:tcPr>
-          <w:p>
-            <w:pPr>
-              <w:spacing w:after="20" w:line="260"/>
-              <w:jc w:val="center"/>
-            </w:pPr>
-            <w:r>
-              <w:rPr>
-                <w:rFonts w:ascii="맑은 고딕" w:cs="맑은 고딕" w:eastAsia="맑은 고딕" w:hAnsi="맑은 고딕"/>
-                <w:b w:val="false"/>
-                <w:bCs w:val="false"/>
-                <w:sz w:val="18"/>
-                <w:szCs w:val="18"/>
-              </w:rPr>
-              <w:t xml:space="preserve">하 · 하</w:t>
-            </w:r>
-          </w:p>
-        </w:tc>
-      </w:tr>
-      <w:tr>
-        <w:tc>
-          <w:tcPr>
-            <w:tcW w:type="dxa" w:w="1900"/>
-            <w:tcBorders>
-              <w:top w:val="single" w:color="BFBFBF" w:sz="4"/>
-              <w:left w:val="single" w:color="BFBFBF" w:sz="4"/>
-              <w:bottom w:val="single" w:color="BFBFBF" w:sz="4"/>
-              <w:right w:val="single" w:color="BFBFBF" w:sz="4"/>
-            </w:tcBorders>
-            <w:shd w:fill="EEF2F8" w:color="auto" w:val="clear"/>
-            <w:tcMar>
-              <w:top w:type="dxa" w:w="60"/>
-              <w:left w:type="dxa" w:w="100"/>
-              <w:bottom w:type="dxa" w:w="60"/>
-              <w:right w:type="dxa" w:w="100"/>
-            </w:tcMar>
-            <w:vAlign w:val="center"/>
-          </w:tcPr>
-          <w:p>
-            <w:pPr>
-              <w:spacing w:after="20" w:line="260"/>
-              <w:jc w:val="left"/>
-            </w:pPr>
-            <w:r>
-              <w:rPr>
-                <w:rFonts w:ascii="맑은 고딕" w:cs="맑은 고딕" w:eastAsia="맑은 고딕" w:hAnsi="맑은 고딕"/>
-                <w:b/>
-                <w:bCs/>
-                <w:sz w:val="18"/>
-                <w:szCs w:val="18"/>
-              </w:rPr>
-              <w:t xml:space="preserve">마케팅 · 대고객</w:t>
-            </w:r>
-          </w:p>
-        </w:tc>
-        <w:tc>
-          <w:tcPr>
-            <w:tcW w:type="dxa" w:w="3700"/>
-            <w:tcBorders>
-              <w:top w:val="single" w:color="BFBFBF" w:sz="4"/>
-              <w:left w:val="single" w:color="BFBFBF" w:sz="4"/>
-              <w:bottom w:val="single" w:color="BFBFBF" w:sz="4"/>
-              <w:right w:val="single" w:color="BFBFBF" w:sz="4"/>
-            </w:tcBorders>
-            <w:shd w:fill="F7F7F7" w:color="auto" w:val="clear"/>
-            <w:tcMar>
-              <w:top w:type="dxa" w:w="60"/>
-              <w:left w:type="dxa" w:w="100"/>
-              <w:bottom w:type="dxa" w:w="60"/>
-              <w:right w:type="dxa" w:w="100"/>
-            </w:tcMar>
-            <w:vAlign w:val="center"/>
-          </w:tcPr>
-          <w:p>
-            <w:pPr>
-              <w:spacing w:after="20" w:line="260"/>
-              <w:jc w:val="left"/>
-            </w:pPr>
-            <w:r>
-              <w:rPr>
-                <w:rFonts w:ascii="맑은 고딕" w:cs="맑은 고딕" w:eastAsia="맑은 고딕" w:hAnsi="맑은 고딕"/>
-                <w:b w:val="false"/>
-                <w:bCs w:val="false"/>
-                <w:sz w:val="18"/>
-                <w:szCs w:val="18"/>
-              </w:rPr>
-              <w:t xml:space="preserve">고객 상태별 안내 문자 초안 + 광고 규제 사전 점검</w:t>
-            </w:r>
-          </w:p>
-        </w:tc>
-        <w:tc>
-          <w:tcPr>
-            <w:tcW w:type="dxa" w:w="2500"/>
-            <w:tcBorders>
-              <w:top w:val="single" w:color="BFBFBF" w:sz="4"/>
-              <w:left w:val="single" w:color="BFBFBF" w:sz="4"/>
-              <w:bottom w:val="single" w:color="BFBFBF" w:sz="4"/>
-              <w:right w:val="single" w:color="BFBFBF" w:sz="4"/>
-            </w:tcBorders>
-            <w:shd w:fill="F7F7F7" w:color="auto" w:val="clear"/>
-            <w:tcMar>
-              <w:top w:type="dxa" w:w="60"/>
-              <w:left w:type="dxa" w:w="100"/>
-              <w:bottom w:type="dxa" w:w="60"/>
-              <w:right w:type="dxa" w:w="100"/>
-            </w:tcMar>
-            <w:vAlign w:val="center"/>
-          </w:tcPr>
-          <w:p>
-            <w:pPr>
-              <w:spacing w:after="20" w:line="260"/>
-              <w:jc w:val="left"/>
-            </w:pPr>
-            <w:r>
-              <w:rPr>
-                <w:rFonts w:ascii="맑은 고딕" w:cs="맑은 고딕" w:eastAsia="맑은 고딕" w:hAnsi="맑은 고딕"/>
-                <w:b w:val="false"/>
-                <w:bCs w:val="false"/>
-                <w:sz w:val="18"/>
-                <w:szCs w:val="18"/>
-              </w:rPr>
-              <w:t xml:space="preserve">캠페인 개인화, 심의 부담 경감</w:t>
-            </w:r>
-          </w:p>
-        </w:tc>
-        <w:tc>
-          <w:tcPr>
-            <w:tcW w:type="dxa" w:w="1538"/>
-            <w:tcBorders>
-              <w:top w:val="single" w:color="BFBFBF" w:sz="4"/>
-              <w:left w:val="single" w:color="BFBFBF" w:sz="4"/>
-              <w:bottom w:val="single" w:color="BFBFBF" w:sz="4"/>
-              <w:right w:val="single" w:color="BFBFBF" w:sz="4"/>
-            </w:tcBorders>
-            <w:shd w:fill="F7F7F7" w:color="auto" w:val="clear"/>
-            <w:tcMar>
-              <w:top w:type="dxa" w:w="60"/>
-              <w:left w:type="dxa" w:w="100"/>
-              <w:bottom w:type="dxa" w:w="60"/>
-              <w:right w:type="dxa" w:w="100"/>
-            </w:tcMar>
-            <w:vAlign w:val="center"/>
-          </w:tcPr>
-          <w:p>
-            <w:pPr>
-              <w:spacing w:after="20" w:line="260"/>
-              <w:jc w:val="center"/>
-            </w:pPr>
-            <w:r>
-              <w:rPr>
-                <w:rFonts w:ascii="맑은 고딕" w:cs="맑은 고딕" w:eastAsia="맑은 고딕" w:hAnsi="맑은 고딕"/>
-                <w:b w:val="false"/>
-                <w:bCs w:val="false"/>
-                <w:sz w:val="18"/>
-                <w:szCs w:val="18"/>
-              </w:rPr>
-              <w:t xml:space="preserve">중 · 상</w:t>
-            </w:r>
-          </w:p>
-        </w:tc>
-      </w:tr>
-      <w:tr>
-        <w:tc>
-          <w:tcPr>
-            <w:tcW w:type="dxa" w:w="1900"/>
-            <w:tcBorders>
-              <w:top w:val="single" w:color="BFBFBF" w:sz="4"/>
-              <w:left w:val="single" w:color="BFBFBF" w:sz="4"/>
-              <w:bottom w:val="single" w:color="BFBFBF" w:sz="4"/>
-              <w:right w:val="single" w:color="BFBFBF" w:sz="4"/>
-            </w:tcBorders>
-            <w:shd w:fill="EEF2F8" w:color="auto" w:val="clear"/>
-            <w:tcMar>
-              <w:top w:type="dxa" w:w="60"/>
-              <w:left w:type="dxa" w:w="100"/>
-              <w:bottom w:type="dxa" w:w="60"/>
-              <w:right w:type="dxa" w:w="100"/>
-            </w:tcMar>
-            <w:vAlign w:val="center"/>
-          </w:tcPr>
-          <w:p>
-            <w:pPr>
-              <w:spacing w:after="20" w:line="260"/>
-              <w:jc w:val="left"/>
-            </w:pPr>
-            <w:r>
-              <w:rPr>
-                <w:rFonts w:ascii="맑은 고딕" w:cs="맑은 고딕" w:eastAsia="맑은 고딕" w:hAnsi="맑은 고딕"/>
-                <w:b/>
-                <w:bCs/>
-                <w:sz w:val="18"/>
-                <w:szCs w:val="18"/>
-              </w:rPr>
-              <w:t xml:space="preserve">관리 · 분석</w:t>
-            </w:r>
-          </w:p>
-        </w:tc>
-        <w:tc>
-          <w:tcPr>
-            <w:tcW w:type="dxa" w:w="3700"/>
-            <w:tcBorders>
-              <w:top w:val="single" w:color="BFBFBF" w:sz="4"/>
-              <w:left w:val="single" w:color="BFBFBF" w:sz="4"/>
-              <w:bottom w:val="single" w:color="BFBFBF" w:sz="4"/>
-              <w:right w:val="single" w:color="BFBFBF" w:sz="4"/>
-            </w:tcBorders>
-            <w:tcMar>
-              <w:top w:type="dxa" w:w="60"/>
-              <w:left w:type="dxa" w:w="100"/>
-              <w:bottom w:type="dxa" w:w="60"/>
-              <w:right w:type="dxa" w:w="100"/>
-            </w:tcMar>
-            <w:vAlign w:val="center"/>
-          </w:tcPr>
-          <w:p>
-            <w:pPr>
-              <w:spacing w:after="20" w:line="260"/>
-              <w:jc w:val="left"/>
-            </w:pPr>
-            <w:r>
-              <w:rPr>
-                <w:rFonts w:ascii="맑은 고딕" w:cs="맑은 고딕" w:eastAsia="맑은 고딕" w:hAnsi="맑은 고딕"/>
-                <w:b w:val="false"/>
-                <w:bCs w:val="false"/>
-                <w:sz w:val="18"/>
-                <w:szCs w:val="18"/>
-              </w:rPr>
-              <w:t xml:space="preserve">이탈 조기경보·관리 대상 자동 선정 대시보드</w:t>
-            </w:r>
-          </w:p>
-        </w:tc>
-        <w:tc>
-          <w:tcPr>
-            <w:tcW w:type="dxa" w:w="2500"/>
-            <w:tcBorders>
-              <w:top w:val="single" w:color="BFBFBF" w:sz="4"/>
-              <w:left w:val="single" w:color="BFBFBF" w:sz="4"/>
-              <w:bottom w:val="single" w:color="BFBFBF" w:sz="4"/>
-              <w:right w:val="single" w:color="BFBFBF" w:sz="4"/>
-            </w:tcBorders>
-            <w:tcMar>
-              <w:top w:type="dxa" w:w="60"/>
-              <w:left w:type="dxa" w:w="100"/>
-              <w:bottom w:type="dxa" w:w="60"/>
-              <w:right w:type="dxa" w:w="100"/>
-            </w:tcMar>
-            <w:vAlign w:val="center"/>
-          </w:tcPr>
-          <w:p>
-            <w:pPr>
-              <w:spacing w:after="20" w:line="260"/>
-              <w:jc w:val="left"/>
-            </w:pPr>
-            <w:r>
-              <w:rPr>
-                <w:rFonts w:ascii="맑은 고딕" w:cs="맑은 고딕" w:eastAsia="맑은 고딕" w:hAnsi="맑은 고딕"/>
-                <w:b w:val="false"/>
-                <w:bCs w:val="false"/>
-                <w:sz w:val="18"/>
-                <w:szCs w:val="18"/>
-              </w:rPr>
-              <w:t xml:space="preserve">이탈 방어, 영업점 우선순위 제시</w:t>
-            </w:r>
-          </w:p>
-        </w:tc>
-        <w:tc>
-          <w:tcPr>
-            <w:tcW w:type="dxa" w:w="1538"/>
-            <w:tcBorders>
-              <w:top w:val="single" w:color="BFBFBF" w:sz="4"/>
-              <w:left w:val="single" w:color="BFBFBF" w:sz="4"/>
-              <w:bottom w:val="single" w:color="BFBFBF" w:sz="4"/>
-              <w:right w:val="single" w:color="BFBFBF" w:sz="4"/>
-            </w:tcBorders>
-            <w:tcMar>
-              <w:top w:type="dxa" w:w="60"/>
-              <w:left w:type="dxa" w:w="100"/>
-              <w:bottom w:type="dxa" w:w="60"/>
-              <w:right w:type="dxa" w:w="100"/>
-            </w:tcMar>
-            <w:vAlign w:val="center"/>
-          </w:tcPr>
-          <w:p>
-            <w:pPr>
-              <w:spacing w:after="20" w:line="260"/>
-              <w:jc w:val="center"/>
-            </w:pPr>
-            <w:r>
-              <w:rPr>
-                <w:rFonts w:ascii="맑은 고딕" w:cs="맑은 고딕" w:eastAsia="맑은 고딕" w:hAnsi="맑은 고딕"/>
-                <w:b w:val="false"/>
-                <w:bCs w:val="false"/>
-                <w:sz w:val="18"/>
-                <w:szCs w:val="18"/>
-              </w:rPr>
-              <w:t xml:space="preserve">중 · 중</w:t>
-            </w:r>
-          </w:p>
-        </w:tc>
-      </w:tr>
-      <w:tr>
-        <w:tc>
-          <w:tcPr>
-            <w:tcW w:type="dxa" w:w="1900"/>
-            <w:tcBorders>
-              <w:top w:val="single" w:color="BFBFBF" w:sz="4"/>
-              <w:left w:val="single" w:color="BFBFBF" w:sz="4"/>
-              <w:bottom w:val="single" w:color="BFBFBF" w:sz="4"/>
-              <w:right w:val="single" w:color="BFBFBF" w:sz="4"/>
-            </w:tcBorders>
-            <w:shd w:fill="EEF2F8" w:color="auto" w:val="clear"/>
-            <w:tcMar>
-              <w:top w:type="dxa" w:w="60"/>
-              <w:left w:type="dxa" w:w="100"/>
-              <w:bottom w:type="dxa" w:w="60"/>
-              <w:right w:type="dxa" w:w="100"/>
-            </w:tcMar>
-            <w:vAlign w:val="center"/>
-          </w:tcPr>
-          <w:p>
-            <w:pPr>
-              <w:spacing w:after="20" w:line="260"/>
-              <w:jc w:val="left"/>
-            </w:pPr>
-            <w:r>
-              <w:rPr>
-                <w:rFonts w:ascii="맑은 고딕" w:cs="맑은 고딕" w:eastAsia="맑은 고딕" w:hAnsi="맑은 고딕"/>
-                <w:b/>
-                <w:bCs/>
-                <w:sz w:val="18"/>
-                <w:szCs w:val="18"/>
-              </w:rPr>
-              <w:t xml:space="preserve">비대면 · 대고객</w:t>
-            </w:r>
-          </w:p>
-        </w:tc>
-        <w:tc>
-          <w:tcPr>
-            <w:tcW w:type="dxa" w:w="3700"/>
-            <w:tcBorders>
-              <w:top w:val="single" w:color="BFBFBF" w:sz="4"/>
-              <w:left w:val="single" w:color="BFBFBF" w:sz="4"/>
-              <w:bottom w:val="single" w:color="BFBFBF" w:sz="4"/>
-              <w:right w:val="single" w:color="BFBFBF" w:sz="4"/>
-            </w:tcBorders>
-            <w:shd w:fill="F7F7F7" w:color="auto" w:val="clear"/>
-            <w:tcMar>
-              <w:top w:type="dxa" w:w="60"/>
-              <w:left w:type="dxa" w:w="100"/>
-              <w:bottom w:type="dxa" w:w="60"/>
-              <w:right w:type="dxa" w:w="100"/>
-            </w:tcMar>
-            <w:vAlign w:val="center"/>
-          </w:tcPr>
-          <w:p>
-            <w:pPr>
-              <w:spacing w:after="20" w:line="260"/>
-              <w:jc w:val="left"/>
-            </w:pPr>
-            <w:r>
-              <w:rPr>
-                <w:rFonts w:ascii="맑은 고딕" w:cs="맑은 고딕" w:eastAsia="맑은 고딕" w:hAnsi="맑은 고딕"/>
-                <w:b w:val="false"/>
-                <w:bCs w:val="false"/>
-                <w:sz w:val="18"/>
-                <w:szCs w:val="18"/>
-              </w:rPr>
-              <w:t xml:space="preserve">스타뱅킹 연금·자산관리 상담 챗봇(정보 안내 중심)</w:t>
-            </w:r>
-          </w:p>
-        </w:tc>
-        <w:tc>
-          <w:tcPr>
-            <w:tcW w:type="dxa" w:w="2500"/>
-            <w:tcBorders>
-              <w:top w:val="single" w:color="BFBFBF" w:sz="4"/>
-              <w:left w:val="single" w:color="BFBFBF" w:sz="4"/>
-              <w:bottom w:val="single" w:color="BFBFBF" w:sz="4"/>
-              <w:right w:val="single" w:color="BFBFBF" w:sz="4"/>
-            </w:tcBorders>
-            <w:shd w:fill="F7F7F7" w:color="auto" w:val="clear"/>
-            <w:tcMar>
-              <w:top w:type="dxa" w:w="60"/>
-              <w:left w:type="dxa" w:w="100"/>
-              <w:bottom w:type="dxa" w:w="60"/>
-              <w:right w:type="dxa" w:w="100"/>
-            </w:tcMar>
-            <w:vAlign w:val="center"/>
-          </w:tcPr>
-          <w:p>
-            <w:pPr>
-              <w:spacing w:after="20" w:line="260"/>
-              <w:jc w:val="left"/>
-            </w:pPr>
-            <w:r>
-              <w:rPr>
-                <w:rFonts w:ascii="맑은 고딕" w:cs="맑은 고딕" w:eastAsia="맑은 고딕" w:hAnsi="맑은 고딕"/>
-                <w:b w:val="false"/>
-                <w:bCs w:val="false"/>
-                <w:sz w:val="18"/>
-                <w:szCs w:val="18"/>
-              </w:rPr>
-              <w:t xml:space="preserve">24시간 응대, 비대면 채널 경쟁력</w:t>
-            </w:r>
-          </w:p>
-        </w:tc>
-        <w:tc>
-          <w:tcPr>
-            <w:tcW w:type="dxa" w:w="1538"/>
-            <w:tcBorders>
-              <w:top w:val="single" w:color="BFBFBF" w:sz="4"/>
-              <w:left w:val="single" w:color="BFBFBF" w:sz="4"/>
-              <w:bottom w:val="single" w:color="BFBFBF" w:sz="4"/>
-              <w:right w:val="single" w:color="BFBFBF" w:sz="4"/>
-            </w:tcBorders>
-            <w:shd w:fill="F7F7F7" w:color="auto" w:val="clear"/>
-            <w:tcMar>
-              <w:top w:type="dxa" w:w="60"/>
-              <w:left w:type="dxa" w:w="100"/>
-              <w:bottom w:type="dxa" w:w="60"/>
-              <w:right w:type="dxa" w:w="100"/>
-            </w:tcMar>
-            <w:vAlign w:val="center"/>
-          </w:tcPr>
-          <w:p>
-            <w:pPr>
-              <w:spacing w:after="20" w:line="260"/>
-              <w:jc w:val="center"/>
-            </w:pPr>
-            <w:r>
-              <w:rPr>
-                <w:rFonts w:ascii="맑은 고딕" w:cs="맑은 고딕" w:eastAsia="맑은 고딕" w:hAnsi="맑은 고딕"/>
-                <w:b w:val="false"/>
-                <w:bCs w:val="false"/>
-                <w:sz w:val="18"/>
-                <w:szCs w:val="18"/>
-              </w:rPr>
-              <w:t xml:space="preserve">상 · 상</w:t>
-            </w:r>
-          </w:p>
-        </w:tc>
-      </w:tr>
-    </w:tbl>
-    <w:p>
-      <w:pPr>
-        <w:spacing w:after="100" w:line="300"/>
-      </w:pPr>
-      <w:r>
-        <w:rPr>
-          <w:rFonts w:ascii="맑은 고딕" w:cs="맑은 고딕" w:eastAsia="맑은 고딕" w:hAnsi="맑은 고딕"/>
-          <w:i/>
-          <w:iCs/>
-          <w:color w:val="595959"/>
-          <w:sz w:val="18"/>
-          <w:szCs w:val="18"/>
-        </w:rPr>
-        <w:t xml:space="preserve">※ 권고 순서: 규제 부담이 낮고 효과가 분명한 «대직원·내부 업무»에서 시작 → 실데이터·운영 체계를 검증 → «대고객» 영역으로 확장.</w:t>
-      </w:r>
-    </w:p>
-    <w:p>
-      <w:pPr>
-        <w:pStyle w:val="Heading1"/>
-        <w:spacing w:after="160" w:before="360"/>
-      </w:pPr>
-      <w:r>
-        <w:rPr>
-          <w:rFonts w:ascii="맑은 고딕" w:cs="맑은 고딕" w:eastAsia="맑은 고딕" w:hAnsi="맑은 고딕"/>
-        </w:rPr>
-        <w:t xml:space="preserve">10. 향후 추진 방향 (안)</w:t>
+        <w:t xml:space="preserve">9. 향후 추진 방향 (안)</w:t>
       </w:r>
     </w:p>
     <w:tbl>
@@ -10603,7 +10073,7 @@
         <w:rPr>
           <w:rFonts w:ascii="맑은 고딕" w:cs="맑은 고딕" w:eastAsia="맑은 고딕" w:hAnsi="맑은 고딕"/>
         </w:rPr>
-        <w:t xml:space="preserve">11. 요청 및 건의 사항</w:t>
+        <w:t xml:space="preserve">10. 요청 및 건의 사항</w:t>
       </w:r>
     </w:p>
     <w:tbl>

--- a/docs/report/퇴직연금_AI사후관리에이전트_PoC_결과보고_WM고객그룹대표.docx
+++ b/docs/report/퇴직연금_AI사후관리에이전트_PoC_결과보고_WM고객그룹대표.docx
@@ -273,13 +273,39 @@
                 <w:b/>
                 <w:bCs/>
               </w:rPr>
-              <w:t xml:space="preserve">가장 큰 수확은 «무엇이 필요한지»를 알게 된 것이다. </w:t>
-            </w:r>
-            <w:r>
-              <w:rPr>
-                <w:rFonts w:ascii="맑은 고딕" w:cs="맑은 고딕" w:eastAsia="맑은 고딕" w:hAnsi="맑은 고딕"/>
-              </w:rPr>
-              <w:t xml:space="preserve">AI의 품질은 모델보다 지식데이터와 업무 설계가 결정한다. 이 교훈을 WM고객그룹의 대면·비대면·대직원·대고객·업무 자동화 영역으로 넓혀 가고자 한다.</w:t>
+              <w:t xml:space="preserve">가장 큰 성과: AI의 현업 적용을 위한 선행 조건을 실증적으로 확인</w:t>
+            </w:r>
+          </w:p>
+          <w:p>
+            <w:pPr>
+              <w:pStyle w:val="ListParagraph"/>
+              <w:numPr>
+                <w:ilvl w:val="1"/>
+                <w:numId w:val="2"/>
+              </w:numPr>
+              <w:spacing w:after="60" w:line="290"/>
+            </w:pPr>
+            <w:r>
+              <w:rPr>
+                <w:rFonts w:ascii="맑은 고딕" w:cs="맑은 고딕" w:eastAsia="맑은 고딕" w:hAnsi="맑은 고딕"/>
+              </w:rPr>
+              <w:t xml:space="preserve">답변 품질은 모델 자체보다 ① 행내 지식의 구조화 수준, ② 근거 범위 내 답변을 강제하는 통제 설계에 좌우됨 (동일 모델 기준)</w:t>
+            </w:r>
+          </w:p>
+          <w:p>
+            <w:pPr>
+              <w:pStyle w:val="ListParagraph"/>
+              <w:numPr>
+                <w:ilvl w:val="1"/>
+                <w:numId w:val="2"/>
+              </w:numPr>
+              <w:spacing w:after="60" w:line="290"/>
+            </w:pPr>
+            <w:r>
+              <w:rPr>
+                <w:rFonts w:ascii="맑은 고딕" w:cs="맑은 고딕" w:eastAsia="맑은 고딕" w:hAnsi="맑은 고딕"/>
+              </w:rPr>
+              <w:t xml:space="preserve">향후 AI 적용 시 지식 자산화 및 통제 체계 선(先)구축 필요</w:t>
             </w:r>
           </w:p>
         </w:tc>
@@ -7160,7 +7186,7 @@
         <w:rPr>
           <w:rFonts w:ascii="맑은 고딕" w:cs="맑은 고딕" w:eastAsia="맑은 고딕" w:hAnsi="맑은 고딕"/>
         </w:rPr>
-        <w:t xml:space="preserve">5.1 AI의 품질은 모델이 아니라 «지식»이 결정한다</w:t>
+        <w:t xml:space="preserve">5.1 동일 모델에서 품질을 좌우한 것은 «지식»과 «통제 설계»였다</w:t>
       </w:r>
     </w:p>
     <w:p>
@@ -11662,7 +11688,7 @@
     <w:lvl w:ilvl="1" w15:tentative="1">
       <w:start w:val="1"/>
       <w:numFmt w:val="bullet"/>
-      <w:lvlText w:val="–"/>
+      <w:lvlText w:val="○"/>
       <w:lvlJc w:val="left"/>
       <w:pPr>
         <w:ind w:left="800" w:hanging="260"/>

--- a/docs/report/퇴직연금_AI사후관리에이전트_PoC_결과보고_WM고객그룹대표.docx
+++ b/docs/report/퇴직연금_AI사후관리에이전트_PoC_결과보고_WM고객그룹대표.docx
@@ -690,7 +690,7 @@
                 <w:sz w:val="18"/>
                 <w:szCs w:val="18"/>
               </w:rPr>
-              <w:t xml:space="preserve">상담 준비시간 42분 → 18분 수준(약 57% 단축, 산정치). 핵심은 사후관리 수행이 어렵던 직원도 업무를 수행할 수 있게 되고, 상담 품질이 일관되게 상향평준화되는 것</w:t>
+              <w:t xml:space="preserve">상담 준비시간 42분 → 18분(약 57% 단축, 산정치) · MyStar 단말 원클릭 연동 · 상담이력 작성~재접촉 일정 관리 수행 · 사후관리 수행 가능 인력 확대 · 상담 품질 상향평준화</w:t>
             </w:r>
           </w:p>
         </w:tc>
@@ -2702,7 +2702,7 @@
                 <w:sz w:val="18"/>
                 <w:szCs w:val="18"/>
               </w:rPr>
-              <w:t xml:space="preserve">상담 요약 → 쪽지(메모), 고객 안내 문자 발송 화면 연계</w:t>
+              <w:t xml:space="preserve">상담이력 작성·등록·재접촉 일정 관리, 고객 안내 문자 발송 화면 연계</w:t>
             </w:r>
           </w:p>
         </w:tc>
@@ -4370,7 +4370,7 @@
                 <w:sz w:val="18"/>
                 <w:szCs w:val="18"/>
               </w:rPr>
-              <w:t xml:space="preserve">업무 화면번호 안내, 고객 안내 문자 발송 화면 열기, 상담 요약 쪽지 발송</w:t>
+              <w:t xml:space="preserve">답변에서 MyStar 단말 업무 화면 원클릭 연결, 고객 안내 문자 발송 화면 열기, 상담이력 작성·등록 및 재접촉 일정 관리</w:t>
             </w:r>
           </w:p>
         </w:tc>
@@ -4456,30 +4456,6 @@
           <w:b/>
           <w:bCs/>
         </w:rPr>
-        <w:t xml:space="preserve">행내 시스템 연동: </w:t>
-      </w:r>
-      <w:r>
-        <w:rPr>
-          <w:rFonts w:ascii="맑은 고딕" w:cs="맑은 고딕" w:eastAsia="맑은 고딕" w:hAnsi="맑은 고딕"/>
-        </w:rPr>
-        <w:t xml:space="preserve">행내 GenAI 플랫폼 HTTP 진입점, WorkB 쪽지 발송(MCP), 단말 업무화면 딥링크.</w:t>
-      </w:r>
-    </w:p>
-    <w:p>
-      <w:pPr>
-        <w:pStyle w:val="ListParagraph"/>
-        <w:numPr>
-          <w:ilvl w:val="0"/>
-          <w:numId w:val="2"/>
-        </w:numPr>
-        <w:spacing w:after="60" w:line="290"/>
-      </w:pPr>
-      <w:r>
-        <w:rPr>
-          <w:rFonts w:ascii="맑은 고딕" w:cs="맑은 고딕" w:eastAsia="맑은 고딕" w:hAnsi="맑은 고딕"/>
-          <w:b/>
-          <w:bCs/>
-        </w:rPr>
         <w:t xml:space="preserve">품질 관리 도구: </w:t>
       </w:r>
       <w:r>
@@ -5522,7 +5498,7 @@
                 <w:sz w:val="18"/>
                 <w:szCs w:val="18"/>
               </w:rPr>
-              <w:t xml:space="preserve">예약 쪽지·문자 발송</w:t>
+              <w:t xml:space="preserve">MyStar 단말 화면 연동</w:t>
             </w:r>
           </w:p>
         </w:tc>
@@ -5556,6 +5532,112 @@
                 <w:sz w:val="18"/>
                 <w:szCs w:val="18"/>
               </w:rPr>
+              <w:t xml:space="preserve">작동 (개발 모드)</w:t>
+            </w:r>
+          </w:p>
+        </w:tc>
+        <w:tc>
+          <w:tcPr>
+            <w:tcW w:type="dxa" w:w="5338"/>
+            <w:tcBorders>
+              <w:top w:val="single" w:color="BFBFBF" w:sz="4"/>
+              <w:left w:val="single" w:color="BFBFBF" w:sz="4"/>
+              <w:bottom w:val="single" w:color="BFBFBF" w:sz="4"/>
+              <w:right w:val="single" w:color="BFBFBF" w:sz="4"/>
+            </w:tcBorders>
+            <w:tcMar>
+              <w:top w:type="dxa" w:w="60"/>
+              <w:left w:type="dxa" w:w="100"/>
+              <w:bottom w:type="dxa" w:w="60"/>
+              <w:right w:type="dxa" w:w="100"/>
+            </w:tcMar>
+            <w:vAlign w:val="center"/>
+          </w:tcPr>
+          <w:p>
+            <w:pPr>
+              <w:spacing w:after="20" w:line="260"/>
+              <w:jc w:val="left"/>
+            </w:pPr>
+            <w:r>
+              <w:rPr>
+                <w:rFonts w:ascii="맑은 고딕" w:cs="맑은 고딕" w:eastAsia="맑은 고딕" w:hAnsi="맑은 고딕"/>
+                <w:b w:val="false"/>
+                <w:bCs w:val="false"/>
+                <w:sz w:val="18"/>
+                <w:szCs w:val="18"/>
+              </w:rPr>
+              <w:t xml:space="preserve">대화형 답변에서 업무 화면으로 원클릭 연결. 운영 모드 전환 필요</w:t>
+            </w:r>
+          </w:p>
+        </w:tc>
+      </w:tr>
+      <w:tr>
+        <w:tc>
+          <w:tcPr>
+            <w:tcW w:type="dxa" w:w="2600"/>
+            <w:tcBorders>
+              <w:top w:val="single" w:color="BFBFBF" w:sz="4"/>
+              <w:left w:val="single" w:color="BFBFBF" w:sz="4"/>
+              <w:bottom w:val="single" w:color="BFBFBF" w:sz="4"/>
+              <w:right w:val="single" w:color="BFBFBF" w:sz="4"/>
+            </w:tcBorders>
+            <w:shd w:fill="EEF2F8" w:color="auto" w:val="clear"/>
+            <w:tcMar>
+              <w:top w:type="dxa" w:w="60"/>
+              <w:left w:type="dxa" w:w="100"/>
+              <w:bottom w:type="dxa" w:w="60"/>
+              <w:right w:type="dxa" w:w="100"/>
+            </w:tcMar>
+            <w:vAlign w:val="center"/>
+          </w:tcPr>
+          <w:p>
+            <w:pPr>
+              <w:spacing w:after="20" w:line="260"/>
+              <w:jc w:val="left"/>
+            </w:pPr>
+            <w:r>
+              <w:rPr>
+                <w:rFonts w:ascii="맑은 고딕" w:cs="맑은 고딕" w:eastAsia="맑은 고딕" w:hAnsi="맑은 고딕"/>
+                <w:b/>
+                <w:bCs/>
+                <w:sz w:val="18"/>
+                <w:szCs w:val="18"/>
+              </w:rPr>
+              <w:t xml:space="preserve">상담이력 관리</w:t>
+            </w:r>
+          </w:p>
+        </w:tc>
+        <w:tc>
+          <w:tcPr>
+            <w:tcW w:type="dxa" w:w="1700"/>
+            <w:tcBorders>
+              <w:top w:val="single" w:color="BFBFBF" w:sz="4"/>
+              <w:left w:val="single" w:color="BFBFBF" w:sz="4"/>
+              <w:bottom w:val="single" w:color="BFBFBF" w:sz="4"/>
+              <w:right w:val="single" w:color="BFBFBF" w:sz="4"/>
+            </w:tcBorders>
+            <w:shd w:fill="F7F7F7" w:color="auto" w:val="clear"/>
+            <w:tcMar>
+              <w:top w:type="dxa" w:w="60"/>
+              <w:left w:type="dxa" w:w="100"/>
+              <w:bottom w:type="dxa" w:w="60"/>
+              <w:right w:type="dxa" w:w="100"/>
+            </w:tcMar>
+            <w:vAlign w:val="center"/>
+          </w:tcPr>
+          <w:p>
+            <w:pPr>
+              <w:spacing w:after="20" w:line="260"/>
+              <w:jc w:val="center"/>
+            </w:pPr>
+            <w:r>
+              <w:rPr>
+                <w:rFonts w:ascii="맑은 고딕" w:cs="맑은 고딕" w:eastAsia="맑은 고딕" w:hAnsi="맑은 고딕"/>
+                <w:b w:val="false"/>
+                <w:bCs w:val="false"/>
+                <w:sz w:val="18"/>
+                <w:szCs w:val="18"/>
+              </w:rPr>
               <w:t xml:space="preserve">시연 수준</w:t>
             </w:r>
           </w:p>
@@ -5569,28 +5651,134 @@
               <w:bottom w:val="single" w:color="BFBFBF" w:sz="4"/>
               <w:right w:val="single" w:color="BFBFBF" w:sz="4"/>
             </w:tcBorders>
-            <w:tcMar>
-              <w:top w:type="dxa" w:w="60"/>
-              <w:left w:type="dxa" w:w="100"/>
-              <w:bottom w:type="dxa" w:w="60"/>
-              <w:right w:type="dxa" w:w="100"/>
-            </w:tcMar>
-            <w:vAlign w:val="center"/>
-          </w:tcPr>
-          <w:p>
-            <w:pPr>
-              <w:spacing w:after="20" w:line="260"/>
-              <w:jc w:val="left"/>
-            </w:pPr>
-            <w:r>
-              <w:rPr>
-                <w:rFonts w:ascii="맑은 고딕" w:cs="맑은 고딕" w:eastAsia="맑은 고딕" w:hAnsi="맑은 고딕"/>
-                <w:b w:val="false"/>
-                <w:bCs w:val="false"/>
-                <w:sz w:val="18"/>
-                <w:szCs w:val="18"/>
-              </w:rPr>
-              <w:t xml:space="preserve">예약은 접수 즉시 발송(시연용). 고객 문자는 화면만 열고 발송은 직원이 결정</w:t>
+            <w:shd w:fill="F7F7F7" w:color="auto" w:val="clear"/>
+            <w:tcMar>
+              <w:top w:type="dxa" w:w="60"/>
+              <w:left w:type="dxa" w:w="100"/>
+              <w:bottom w:type="dxa" w:w="60"/>
+              <w:right w:type="dxa" w:w="100"/>
+            </w:tcMar>
+            <w:vAlign w:val="center"/>
+          </w:tcPr>
+          <w:p>
+            <w:pPr>
+              <w:spacing w:after="20" w:line="260"/>
+              <w:jc w:val="left"/>
+            </w:pPr>
+            <w:r>
+              <w:rPr>
+                <w:rFonts w:ascii="맑은 고딕" w:cs="맑은 고딕" w:eastAsia="맑은 고딕" w:hAnsi="맑은 고딕"/>
+                <w:b w:val="false"/>
+                <w:bCs w:val="false"/>
+                <w:sz w:val="18"/>
+                <w:szCs w:val="18"/>
+              </w:rPr>
+              <w:t xml:space="preserve">작성·등록·재접촉 일정 관리 흐름 구현. 이력은 데모 저장소에 저장(행내 CRM 미연동), 재접촉 예약 쪽지는 접수 즉시 발송(시연용)</w:t>
+            </w:r>
+          </w:p>
+        </w:tc>
+      </w:tr>
+      <w:tr>
+        <w:tc>
+          <w:tcPr>
+            <w:tcW w:type="dxa" w:w="2600"/>
+            <w:tcBorders>
+              <w:top w:val="single" w:color="BFBFBF" w:sz="4"/>
+              <w:left w:val="single" w:color="BFBFBF" w:sz="4"/>
+              <w:bottom w:val="single" w:color="BFBFBF" w:sz="4"/>
+              <w:right w:val="single" w:color="BFBFBF" w:sz="4"/>
+            </w:tcBorders>
+            <w:shd w:fill="EEF2F8" w:color="auto" w:val="clear"/>
+            <w:tcMar>
+              <w:top w:type="dxa" w:w="60"/>
+              <w:left w:type="dxa" w:w="100"/>
+              <w:bottom w:type="dxa" w:w="60"/>
+              <w:right w:type="dxa" w:w="100"/>
+            </w:tcMar>
+            <w:vAlign w:val="center"/>
+          </w:tcPr>
+          <w:p>
+            <w:pPr>
+              <w:spacing w:after="20" w:line="260"/>
+              <w:jc w:val="left"/>
+            </w:pPr>
+            <w:r>
+              <w:rPr>
+                <w:rFonts w:ascii="맑은 고딕" w:cs="맑은 고딕" w:eastAsia="맑은 고딕" w:hAnsi="맑은 고딕"/>
+                <w:b/>
+                <w:bCs/>
+                <w:sz w:val="18"/>
+                <w:szCs w:val="18"/>
+              </w:rPr>
+              <w:t xml:space="preserve">고객 안내 문자</w:t>
+            </w:r>
+          </w:p>
+        </w:tc>
+        <w:tc>
+          <w:tcPr>
+            <w:tcW w:type="dxa" w:w="1700"/>
+            <w:tcBorders>
+              <w:top w:val="single" w:color="BFBFBF" w:sz="4"/>
+              <w:left w:val="single" w:color="BFBFBF" w:sz="4"/>
+              <w:bottom w:val="single" w:color="BFBFBF" w:sz="4"/>
+              <w:right w:val="single" w:color="BFBFBF" w:sz="4"/>
+            </w:tcBorders>
+            <w:tcMar>
+              <w:top w:type="dxa" w:w="60"/>
+              <w:left w:type="dxa" w:w="100"/>
+              <w:bottom w:type="dxa" w:w="60"/>
+              <w:right w:type="dxa" w:w="100"/>
+            </w:tcMar>
+            <w:vAlign w:val="center"/>
+          </w:tcPr>
+          <w:p>
+            <w:pPr>
+              <w:spacing w:after="20" w:line="260"/>
+              <w:jc w:val="center"/>
+            </w:pPr>
+            <w:r>
+              <w:rPr>
+                <w:rFonts w:ascii="맑은 고딕" w:cs="맑은 고딕" w:eastAsia="맑은 고딕" w:hAnsi="맑은 고딕"/>
+                <w:b w:val="false"/>
+                <w:bCs w:val="false"/>
+                <w:sz w:val="18"/>
+                <w:szCs w:val="18"/>
+              </w:rPr>
+              <w:t xml:space="preserve">시연 수준</w:t>
+            </w:r>
+          </w:p>
+        </w:tc>
+        <w:tc>
+          <w:tcPr>
+            <w:tcW w:type="dxa" w:w="5338"/>
+            <w:tcBorders>
+              <w:top w:val="single" w:color="BFBFBF" w:sz="4"/>
+              <w:left w:val="single" w:color="BFBFBF" w:sz="4"/>
+              <w:bottom w:val="single" w:color="BFBFBF" w:sz="4"/>
+              <w:right w:val="single" w:color="BFBFBF" w:sz="4"/>
+            </w:tcBorders>
+            <w:tcMar>
+              <w:top w:type="dxa" w:w="60"/>
+              <w:left w:type="dxa" w:w="100"/>
+              <w:bottom w:type="dxa" w:w="60"/>
+              <w:right w:type="dxa" w:w="100"/>
+            </w:tcMar>
+            <w:vAlign w:val="center"/>
+          </w:tcPr>
+          <w:p>
+            <w:pPr>
+              <w:spacing w:after="20" w:line="260"/>
+              <w:jc w:val="left"/>
+            </w:pPr>
+            <w:r>
+              <w:rPr>
+                <w:rFonts w:ascii="맑은 고딕" w:cs="맑은 고딕" w:eastAsia="맑은 고딕" w:hAnsi="맑은 고딕"/>
+                <w:b w:val="false"/>
+                <w:bCs w:val="false"/>
+                <w:sz w:val="18"/>
+                <w:szCs w:val="18"/>
+              </w:rPr>
+              <w:t xml:space="preserve">발송 화면을 열고 문구만 제공. 발송 여부는 직원이 결정</w:t>
             </w:r>
           </w:p>
         </w:tc>
@@ -6620,6 +6808,25 @@
         <w:t xml:space="preserve">4.2 도입 효과</w:t>
       </w:r>
     </w:p>
+    <w:p>
+      <w:pPr>
+        <w:spacing w:after="100" w:line="300"/>
+      </w:pPr>
+      <w:r>
+        <w:rPr>
+          <w:rFonts w:ascii="맑은 고딕" w:cs="맑은 고딕" w:eastAsia="맑은 고딕" w:hAnsi="맑은 고딕"/>
+          <w:b/>
+          <w:bCs/>
+        </w:rPr>
+        <w:t xml:space="preserve">직접적인 효과는 시간 단축보다 «할 수 없던 일을 할 수 있게 하는 것»이다. </w:t>
+      </w:r>
+      <w:r>
+        <w:rPr>
+          <w:rFonts w:ascii="맑은 고딕" w:cs="맑은 고딕" w:eastAsia="맑은 고딕" w:hAnsi="맑은 고딕"/>
+        </w:rPr>
+        <w:t xml:space="preserve">사후관리 상담을 하지 못하던 직원도 수행할 수 있게 되고, 품질을 보장할 수 없던 상담이 일관된 고품질 상담으로 상향평준화된다. 여기에 업무 화면 이동과 상담 후 이력 관리까지 에이전트가 맡아 상담 전·중·후 전 과정의 부담을 줄인다.</w:t>
+      </w:r>
+    </w:p>
     <w:tbl>
       <w:tblPr>
         <w:tblW w:type="dxa" w:w="9638"/>
@@ -6887,7 +7094,7 @@
                 <w:sz w:val="18"/>
                 <w:szCs w:val="18"/>
               </w:rPr>
-              <w:t xml:space="preserve">사후관리 수행 가능 인력</w:t>
+              <w:t xml:space="preserve">업무 화면 이동 (단말 연동)</w:t>
             </w:r>
           </w:p>
         </w:tc>
@@ -6922,7 +7129,7 @@
                 <w:sz w:val="18"/>
                 <w:szCs w:val="18"/>
               </w:rPr>
-              <w:t xml:space="preserve">연금 경험이 많은 일부 직원에 의존. 경험이 부족한 직원은 사후관리 자체를 수행하기 어려움</w:t>
+              <w:t xml:space="preserve">답변·자료에서 화면번호를 확인한 뒤 직원이 MyStar 단말에서 직접 찾아 이동</w:t>
             </w:r>
           </w:p>
         </w:tc>
@@ -6957,7 +7164,7 @@
                 <w:sz w:val="18"/>
                 <w:szCs w:val="18"/>
               </w:rPr>
-              <w:t xml:space="preserve">신입~중견 직원도 브리핑과 대화형 에이전트의 도움으로 사후관리 상담 수행 가능</w:t>
+              <w:t xml:space="preserve">대화형 답변에서 MyStar 단말 화면으로 원클릭 연동 — 화면 탐색 없이 바로 업무 처리 (사용자 UI 개선)</w:t>
             </w:r>
           </w:p>
         </w:tc>
@@ -6994,6 +7201,218 @@
                 <w:sz w:val="18"/>
                 <w:szCs w:val="18"/>
               </w:rPr>
+              <w:t xml:space="preserve">상담이력 관리</w:t>
+            </w:r>
+          </w:p>
+        </w:tc>
+        <w:tc>
+          <w:tcPr>
+            <w:tcW w:type="dxa" w:w="3500"/>
+            <w:tcBorders>
+              <w:top w:val="single" w:color="BFBFBF" w:sz="4"/>
+              <w:left w:val="single" w:color="BFBFBF" w:sz="4"/>
+              <w:bottom w:val="single" w:color="BFBFBF" w:sz="4"/>
+              <w:right w:val="single" w:color="BFBFBF" w:sz="4"/>
+            </w:tcBorders>
+            <w:tcMar>
+              <w:top w:type="dxa" w:w="60"/>
+              <w:left w:type="dxa" w:w="100"/>
+              <w:bottom w:type="dxa" w:w="60"/>
+              <w:right w:type="dxa" w:w="100"/>
+            </w:tcMar>
+            <w:vAlign w:val="center"/>
+          </w:tcPr>
+          <w:p>
+            <w:pPr>
+              <w:spacing w:after="20" w:line="260"/>
+              <w:jc w:val="left"/>
+            </w:pPr>
+            <w:r>
+              <w:rPr>
+                <w:rFonts w:ascii="맑은 고딕" w:cs="맑은 고딕" w:eastAsia="맑은 고딕" w:hAnsi="맑은 고딕"/>
+                <w:b w:val="false"/>
+                <w:bCs w:val="false"/>
+                <w:sz w:val="18"/>
+                <w:szCs w:val="18"/>
+              </w:rPr>
+              <w:t xml:space="preserve">상담 후 직원이 이력 내용을 직접 작성·등록하고 재접촉 일정을 별도로 관리</w:t>
+            </w:r>
+          </w:p>
+        </w:tc>
+        <w:tc>
+          <w:tcPr>
+            <w:tcW w:type="dxa" w:w="3838"/>
+            <w:tcBorders>
+              <w:top w:val="single" w:color="BFBFBF" w:sz="4"/>
+              <w:left w:val="single" w:color="BFBFBF" w:sz="4"/>
+              <w:bottom w:val="single" w:color="BFBFBF" w:sz="4"/>
+              <w:right w:val="single" w:color="BFBFBF" w:sz="4"/>
+            </w:tcBorders>
+            <w:tcMar>
+              <w:top w:type="dxa" w:w="60"/>
+              <w:left w:type="dxa" w:w="100"/>
+              <w:bottom w:type="dxa" w:w="60"/>
+              <w:right w:type="dxa" w:w="100"/>
+            </w:tcMar>
+            <w:vAlign w:val="center"/>
+          </w:tcPr>
+          <w:p>
+            <w:pPr>
+              <w:spacing w:after="20" w:line="260"/>
+              <w:jc w:val="left"/>
+            </w:pPr>
+            <w:r>
+              <w:rPr>
+                <w:rFonts w:ascii="맑은 고딕" w:cs="맑은 고딕" w:eastAsia="맑은 고딕" w:hAnsi="맑은 고딕"/>
+                <w:b w:val="false"/>
+                <w:bCs w:val="false"/>
+                <w:sz w:val="18"/>
+                <w:szCs w:val="18"/>
+              </w:rPr>
+              <w:t xml:space="preserve">에이전트가 상담이력 내용 작성 → 상담이력 등록 → 재접촉 일정 관리까지 수행</w:t>
+            </w:r>
+          </w:p>
+        </w:tc>
+      </w:tr>
+      <w:tr>
+        <w:tc>
+          <w:tcPr>
+            <w:tcW w:type="dxa" w:w="2300"/>
+            <w:tcBorders>
+              <w:top w:val="single" w:color="BFBFBF" w:sz="4"/>
+              <w:left w:val="single" w:color="BFBFBF" w:sz="4"/>
+              <w:bottom w:val="single" w:color="BFBFBF" w:sz="4"/>
+              <w:right w:val="single" w:color="BFBFBF" w:sz="4"/>
+            </w:tcBorders>
+            <w:shd w:fill="EEF2F8" w:color="auto" w:val="clear"/>
+            <w:tcMar>
+              <w:top w:type="dxa" w:w="60"/>
+              <w:left w:type="dxa" w:w="100"/>
+              <w:bottom w:type="dxa" w:w="60"/>
+              <w:right w:type="dxa" w:w="100"/>
+            </w:tcMar>
+            <w:vAlign w:val="center"/>
+          </w:tcPr>
+          <w:p>
+            <w:pPr>
+              <w:spacing w:after="20" w:line="260"/>
+              <w:jc w:val="left"/>
+            </w:pPr>
+            <w:r>
+              <w:rPr>
+                <w:rFonts w:ascii="맑은 고딕" w:cs="맑은 고딕" w:eastAsia="맑은 고딕" w:hAnsi="맑은 고딕"/>
+                <w:b/>
+                <w:bCs/>
+                <w:sz w:val="18"/>
+                <w:szCs w:val="18"/>
+              </w:rPr>
+              <w:t xml:space="preserve">사후관리 수행 가능 인력</w:t>
+            </w:r>
+          </w:p>
+        </w:tc>
+        <w:tc>
+          <w:tcPr>
+            <w:tcW w:type="dxa" w:w="3500"/>
+            <w:tcBorders>
+              <w:top w:val="single" w:color="BFBFBF" w:sz="4"/>
+              <w:left w:val="single" w:color="BFBFBF" w:sz="4"/>
+              <w:bottom w:val="single" w:color="BFBFBF" w:sz="4"/>
+              <w:right w:val="single" w:color="BFBFBF" w:sz="4"/>
+            </w:tcBorders>
+            <w:shd w:fill="F7F7F7" w:color="auto" w:val="clear"/>
+            <w:tcMar>
+              <w:top w:type="dxa" w:w="60"/>
+              <w:left w:type="dxa" w:w="100"/>
+              <w:bottom w:type="dxa" w:w="60"/>
+              <w:right w:type="dxa" w:w="100"/>
+            </w:tcMar>
+            <w:vAlign w:val="center"/>
+          </w:tcPr>
+          <w:p>
+            <w:pPr>
+              <w:spacing w:after="20" w:line="260"/>
+              <w:jc w:val="left"/>
+            </w:pPr>
+            <w:r>
+              <w:rPr>
+                <w:rFonts w:ascii="맑은 고딕" w:cs="맑은 고딕" w:eastAsia="맑은 고딕" w:hAnsi="맑은 고딕"/>
+                <w:b w:val="false"/>
+                <w:bCs w:val="false"/>
+                <w:sz w:val="18"/>
+                <w:szCs w:val="18"/>
+              </w:rPr>
+              <w:t xml:space="preserve">연금 경험이 많은 일부 직원에 의존. 경험이 부족한 직원은 사후관리 자체를 수행하기 어려움</w:t>
+            </w:r>
+          </w:p>
+        </w:tc>
+        <w:tc>
+          <w:tcPr>
+            <w:tcW w:type="dxa" w:w="3838"/>
+            <w:tcBorders>
+              <w:top w:val="single" w:color="BFBFBF" w:sz="4"/>
+              <w:left w:val="single" w:color="BFBFBF" w:sz="4"/>
+              <w:bottom w:val="single" w:color="BFBFBF" w:sz="4"/>
+              <w:right w:val="single" w:color="BFBFBF" w:sz="4"/>
+            </w:tcBorders>
+            <w:shd w:fill="F7F7F7" w:color="auto" w:val="clear"/>
+            <w:tcMar>
+              <w:top w:type="dxa" w:w="60"/>
+              <w:left w:type="dxa" w:w="100"/>
+              <w:bottom w:type="dxa" w:w="60"/>
+              <w:right w:type="dxa" w:w="100"/>
+            </w:tcMar>
+            <w:vAlign w:val="center"/>
+          </w:tcPr>
+          <w:p>
+            <w:pPr>
+              <w:spacing w:after="20" w:line="260"/>
+              <w:jc w:val="left"/>
+            </w:pPr>
+            <w:r>
+              <w:rPr>
+                <w:rFonts w:ascii="맑은 고딕" w:cs="맑은 고딕" w:eastAsia="맑은 고딕" w:hAnsi="맑은 고딕"/>
+                <w:b w:val="false"/>
+                <w:bCs w:val="false"/>
+                <w:sz w:val="18"/>
+                <w:szCs w:val="18"/>
+              </w:rPr>
+              <w:t xml:space="preserve">신입~중견 직원도 브리핑과 대화형 에이전트의 도움으로 사후관리 상담 수행 가능</w:t>
+            </w:r>
+          </w:p>
+        </w:tc>
+      </w:tr>
+      <w:tr>
+        <w:tc>
+          <w:tcPr>
+            <w:tcW w:type="dxa" w:w="2300"/>
+            <w:tcBorders>
+              <w:top w:val="single" w:color="BFBFBF" w:sz="4"/>
+              <w:left w:val="single" w:color="BFBFBF" w:sz="4"/>
+              <w:bottom w:val="single" w:color="BFBFBF" w:sz="4"/>
+              <w:right w:val="single" w:color="BFBFBF" w:sz="4"/>
+            </w:tcBorders>
+            <w:shd w:fill="EEF2F8" w:color="auto" w:val="clear"/>
+            <w:tcMar>
+              <w:top w:type="dxa" w:w="60"/>
+              <w:left w:type="dxa" w:w="100"/>
+              <w:bottom w:type="dxa" w:w="60"/>
+              <w:right w:type="dxa" w:w="100"/>
+            </w:tcMar>
+            <w:vAlign w:val="center"/>
+          </w:tcPr>
+          <w:p>
+            <w:pPr>
+              <w:spacing w:after="20" w:line="260"/>
+              <w:jc w:val="left"/>
+            </w:pPr>
+            <w:r>
+              <w:rPr>
+                <w:rFonts w:ascii="맑은 고딕" w:cs="맑은 고딕" w:eastAsia="맑은 고딕" w:hAnsi="맑은 고딕"/>
+                <w:b/>
+                <w:bCs/>
+                <w:sz w:val="18"/>
+                <w:szCs w:val="18"/>
+              </w:rPr>
               <w:t xml:space="preserve">상담 품질</w:t>
             </w:r>
           </w:p>
@@ -7063,87 +7482,6 @@
                 <w:szCs w:val="18"/>
               </w:rPr>
               <w:t xml:space="preserve">행내 지식베이스 기반의 일관된 근거·화법·주의사항 제공 → 고품질 상담의 상향평준화</w:t>
-            </w:r>
-          </w:p>
-        </w:tc>
-      </w:tr>
-    </w:tbl>
-    <w:p>
-      <w:pPr>
-        <w:spacing w:after="80"/>
-      </w:pPr>
-    </w:p>
-    <w:tbl>
-      <w:tblPr>
-        <w:tblW w:type="dxa" w:w="9638"/>
-        <w:tblBorders>
-          <w:top w:val="single" w:color="auto" w:sz="4"/>
-          <w:left w:val="single" w:color="auto" w:sz="4"/>
-          <w:bottom w:val="single" w:color="auto" w:sz="4"/>
-          <w:right w:val="single" w:color="auto" w:sz="4"/>
-          <w:insideH w:val="single" w:color="auto" w:sz="4"/>
-          <w:insideV w:val="single" w:color="auto" w:sz="4"/>
-        </w:tblBorders>
-      </w:tblPr>
-      <w:tblGrid>
-        <w:gridCol w:w="9638"/>
-      </w:tblGrid>
-      <w:tr>
-        <w:tc>
-          <w:tcPr>
-            <w:tcW w:type="dxa" w:w="9638"/>
-            <w:tcBorders>
-              <w:top w:val="single" w:color="C9A227" w:sz="8"/>
-              <w:left w:val="single" w:color="C9A227" w:sz="8"/>
-              <w:bottom w:val="single" w:color="C9A227" w:sz="8"/>
-              <w:right w:val="single" w:color="C9A227" w:sz="8"/>
-            </w:tcBorders>
-            <w:shd w:fill="FFF8E5" w:color="auto" w:val="clear"/>
-            <w:tcMar>
-              <w:top w:type="dxa" w:w="140"/>
-              <w:left w:type="dxa" w:w="200"/>
-              <w:bottom w:type="dxa" w:w="140"/>
-              <w:right w:type="dxa" w:w="200"/>
-            </w:tcMar>
-          </w:tcPr>
-          <w:p>
-            <w:pPr>
-              <w:spacing w:after="100"/>
-            </w:pPr>
-            <w:r>
-              <w:rPr>
-                <w:rFonts w:ascii="맑은 고딕" w:cs="맑은 고딕" w:eastAsia="맑은 고딕" w:hAnsi="맑은 고딕"/>
-                <w:b/>
-                <w:bCs/>
-                <w:color w:val="1F3864"/>
-                <w:sz w:val="22"/>
-                <w:szCs w:val="22"/>
-              </w:rPr>
-              <w:t xml:space="preserve">효과의 핵심</w:t>
-            </w:r>
-          </w:p>
-          <w:p>
-            <w:pPr>
-              <w:pStyle w:val="ListParagraph"/>
-              <w:numPr>
-                <w:ilvl w:val="0"/>
-                <w:numId w:val="2"/>
-              </w:numPr>
-              <w:spacing w:after="60" w:line="290"/>
-            </w:pPr>
-            <w:r>
-              <w:rPr>
-                <w:rFonts w:ascii="맑은 고딕" w:cs="맑은 고딕" w:eastAsia="맑은 고딕" w:hAnsi="맑은 고딕"/>
-                <w:b/>
-                <w:bCs/>
-              </w:rPr>
-              <w:t xml:space="preserve">시간 단축보다 «할 수 없던 일을 할 수 있게 하는 것»이 직접적인 효과다. </w:t>
-            </w:r>
-            <w:r>
-              <w:rPr>
-                <w:rFonts w:ascii="맑은 고딕" w:cs="맑은 고딕" w:eastAsia="맑은 고딕" w:hAnsi="맑은 고딕"/>
-              </w:rPr>
-              <w:t xml:space="preserve">사후관리 상담을 하지 못하던 직원도 수행할 수 있게 되고, 품질을 보장할 수 없던 상담이 일관된 고품질 상담으로 상향평준화된다.</w:t>
             </w:r>
           </w:p>
         </w:tc>

--- a/docs/report/퇴직연금_AI사후관리에이전트_PoC_결과보고_WM고객그룹대표.docx
+++ b/docs/report/퇴직연금_AI사후관리에이전트_PoC_결과보고_WM고객그룹대표.docx
@@ -833,7 +833,7 @@
                 <w:sz w:val="18"/>
                 <w:szCs w:val="18"/>
               </w:rPr>
-              <w:t xml:space="preserve">① 지식데이터가 성능을 결정 ② LLM은 «근거 안에서만» 말하게 통제해야 함 ③ 행내 인프라는 문서와 실제가 다름(실측 필수) ④ 현업 참여 없이는 지식이 낡음</w:t>
+              <w:t xml:space="preserve">① 지식 구조화와 통제 설계(AI가 «근거 안에서만» 답하게 함)가 품질을 좌우 ② 행내 인프라는 문서와 실제가 다름(실측 필수) ③ 현업 참여 없이는 지식이 낡음</w:t>
             </w:r>
           </w:p>
         </w:tc>
@@ -7540,7 +7540,7 @@
         <w:rPr>
           <w:rFonts w:ascii="맑은 고딕" w:cs="맑은 고딕" w:eastAsia="맑은 고딕" w:hAnsi="맑은 고딕"/>
         </w:rPr>
-        <w:t xml:space="preserve">같은 모델이라도 지식카드가 정리된 질문은 정확하게, 지식이 비어 있거나 흩어진 질문은 엉뚱하게 답했다. 품질 개선 작업의 대부분은 프롬프트가 아니라 지식 정리였다.</w:t>
+        <w:t xml:space="preserve">같은 모델이라도 지식카드가 정리된 질문은 정확하게, 지식이 비어 있거나 흩어진 질문은 엉뚱하게 답했다. 품질 개선은 지식 정리와 답변 통제 규칙 보완이 대부분이었다.</w:t>
       </w:r>
     </w:p>
     <w:p>

--- a/docs/report/퇴직연금_AI사후관리에이전트_PoC_결과보고_WM고객그룹대표.docx
+++ b/docs/report/퇴직연금_AI사후관리에이전트_PoC_결과보고_WM고객그룹대표.docx
@@ -4967,7 +4967,7 @@
                 <w:sz w:val="18"/>
                 <w:szCs w:val="18"/>
               </w:rPr>
-              <w:t xml:space="preserve">지식 기반 질의응답</w:t>
+              <w:t xml:space="preserve">MyStar 단말 화면 연동</w:t>
             </w:r>
           </w:p>
         </w:tc>
@@ -5002,7 +5002,7 @@
                 <w:sz w:val="18"/>
                 <w:szCs w:val="18"/>
               </w:rPr>
-              <w:t xml:space="preserve">작동 (검증 진행 중)</w:t>
+              <w:t xml:space="preserve">실제 작동</w:t>
             </w:r>
           </w:p>
         </w:tc>
@@ -5037,7 +5037,7 @@
                 <w:sz w:val="18"/>
                 <w:szCs w:val="18"/>
               </w:rPr>
-              <w:t xml:space="preserve">164문항 실측 답변 확보. 답변 품질은 지속 보정 필요</w:t>
+              <w:t xml:space="preserve">대화형 답변에서 MyStar 단말 업무 화면으로 원클릭 연결 (개발 환경에서 동작 확인)</w:t>
             </w:r>
           </w:p>
         </w:tc>
@@ -5074,7 +5074,7 @@
                 <w:sz w:val="18"/>
                 <w:szCs w:val="18"/>
               </w:rPr>
-              <w:t xml:space="preserve">AI 브리핑 9개 섹션</w:t>
+              <w:t xml:space="preserve">상담이력 관리</w:t>
             </w:r>
           </w:p>
         </w:tc>
@@ -5108,7 +5108,7 @@
                 <w:sz w:val="18"/>
                 <w:szCs w:val="18"/>
               </w:rPr>
-              <w:t xml:space="preserve">작동</w:t>
+              <w:t xml:space="preserve">실제 작동</w:t>
             </w:r>
           </w:p>
         </w:tc>
@@ -5142,7 +5142,7 @@
                 <w:sz w:val="18"/>
                 <w:szCs w:val="18"/>
               </w:rPr>
-              <w:t xml:space="preserve">고객 데이터가 더미이므로 내용은 시연용</w:t>
+              <w:t xml:space="preserve">에이전트가 상담이력 내용 작성 → 등록 → 재접촉 일정 관리까지 수행 (동작 확인 완료)</w:t>
             </w:r>
           </w:p>
         </w:tc>
@@ -5179,7 +5179,7 @@
                 <w:sz w:val="18"/>
                 <w:szCs w:val="18"/>
               </w:rPr>
-              <w:t xml:space="preserve">고객 데이터</w:t>
+              <w:t xml:space="preserve">지식 기반 질의응답</w:t>
             </w:r>
           </w:p>
         </w:tc>
@@ -5214,7 +5214,7 @@
                 <w:sz w:val="18"/>
                 <w:szCs w:val="18"/>
               </w:rPr>
-              <w:t xml:space="preserve">더미</w:t>
+              <w:t xml:space="preserve">작동 (검증 진행 중)</w:t>
             </w:r>
           </w:p>
         </w:tc>
@@ -5249,7 +5249,7 @@
                 <w:sz w:val="18"/>
                 <w:szCs w:val="18"/>
               </w:rPr>
-              <w:t xml:space="preserve">시연용 목업 고객 12명. 실제 원장·CRM 미연동</w:t>
+              <w:t xml:space="preserve">164문항 실측 답변 확보. 답변 품질은 지속 보정 필요</w:t>
             </w:r>
           </w:p>
         </w:tc>
@@ -5286,7 +5286,7 @@
                 <w:sz w:val="18"/>
                 <w:szCs w:val="18"/>
               </w:rPr>
-              <w:t xml:space="preserve">금리·시황</w:t>
+              <w:t xml:space="preserve">AI 브리핑 9개 섹션</w:t>
             </w:r>
           </w:p>
         </w:tc>
@@ -5320,7 +5320,7 @@
                 <w:sz w:val="18"/>
                 <w:szCs w:val="18"/>
               </w:rPr>
-              <w:t xml:space="preserve">더미</w:t>
+              <w:t xml:space="preserve">작동</w:t>
             </w:r>
           </w:p>
         </w:tc>
@@ -5354,7 +5354,7 @@
                 <w:sz w:val="18"/>
                 <w:szCs w:val="18"/>
               </w:rPr>
-              <w:t xml:space="preserve">자리표시자 금리표 6종. 실제 시세 피드 미연동</w:t>
+              <w:t xml:space="preserve">고객 데이터가 더미이므로 내용은 시연용</w:t>
             </w:r>
           </w:p>
         </w:tc>
@@ -5391,7 +5391,7 @@
                 <w:sz w:val="18"/>
                 <w:szCs w:val="18"/>
               </w:rPr>
-              <w:t xml:space="preserve">세미나·이벤트 콘텐츠</w:t>
+              <w:t xml:space="preserve">고객 데이터</w:t>
             </w:r>
           </w:p>
         </w:tc>
@@ -5426,7 +5426,7 @@
                 <w:sz w:val="18"/>
                 <w:szCs w:val="18"/>
               </w:rPr>
-              <w:t xml:space="preserve">부분</w:t>
+              <w:t xml:space="preserve">더미</w:t>
             </w:r>
           </w:p>
         </w:tc>
@@ -5461,7 +5461,7 @@
                 <w:sz w:val="18"/>
                 <w:szCs w:val="18"/>
               </w:rPr>
-              <w:t xml:space="preserve">연금사업부 확인 DB 기반이나 일정·링크는 시연값</w:t>
+              <w:t xml:space="preserve">시연용 목업 고객 12명. 실제 원장·CRM 미연동</w:t>
             </w:r>
           </w:p>
         </w:tc>
@@ -5498,7 +5498,7 @@
                 <w:sz w:val="18"/>
                 <w:szCs w:val="18"/>
               </w:rPr>
-              <w:t xml:space="preserve">MyStar 단말 화면 연동</w:t>
+              <w:t xml:space="preserve">금리·시황</w:t>
             </w:r>
           </w:p>
         </w:tc>
@@ -5532,7 +5532,7 @@
                 <w:sz w:val="18"/>
                 <w:szCs w:val="18"/>
               </w:rPr>
-              <w:t xml:space="preserve">작동 (개발 모드)</w:t>
+              <w:t xml:space="preserve">더미</w:t>
             </w:r>
           </w:p>
         </w:tc>
@@ -5566,7 +5566,7 @@
                 <w:sz w:val="18"/>
                 <w:szCs w:val="18"/>
               </w:rPr>
-              <w:t xml:space="preserve">대화형 답변에서 업무 화면으로 원클릭 연결. 운영 모드 전환 필요</w:t>
+              <w:t xml:space="preserve">자리표시자 금리표 6종. 실제 시세 피드 미연동</w:t>
             </w:r>
           </w:p>
         </w:tc>
@@ -5603,7 +5603,7 @@
                 <w:sz w:val="18"/>
                 <w:szCs w:val="18"/>
               </w:rPr>
-              <w:t xml:space="preserve">상담이력 관리</w:t>
+              <w:t xml:space="preserve">세미나·이벤트 콘텐츠</w:t>
             </w:r>
           </w:p>
         </w:tc>
@@ -5638,7 +5638,7 @@
                 <w:sz w:val="18"/>
                 <w:szCs w:val="18"/>
               </w:rPr>
-              <w:t xml:space="preserve">시연 수준</w:t>
+              <w:t xml:space="preserve">부분</w:t>
             </w:r>
           </w:p>
         </w:tc>
@@ -5673,7 +5673,7 @@
                 <w:sz w:val="18"/>
                 <w:szCs w:val="18"/>
               </w:rPr>
-              <w:t xml:space="preserve">작성·등록·재접촉 일정 관리 흐름 구현. 이력은 데모 저장소에 저장(행내 CRM 미연동), 재접촉 예약 쪽지는 접수 즉시 발송(시연용)</w:t>
+              <w:t xml:space="preserve">연금사업부 확인 DB 기반이나 일정·링크는 시연값</w:t>
             </w:r>
           </w:p>
         </w:tc>
